--- a/assets/Ryan_Anderson_Resume.docx
+++ b/assets/Ryan_Anderson_Resume.docx
@@ -1,6 +1,6 @@
 
 <file path=word/document.xml><?xml version="1.0" encoding="utf-8"?>
-<w:document xmlns:wpc="http://schemas.microsoft.com/office/word/2010/wordprocessingCanvas" xmlns:cx="http://schemas.microsoft.com/office/drawing/2014/chartex" xmlns:cx1="http://schemas.microsoft.com/office/drawing/2015/9/8/chartex" xmlns:cx2="http://schemas.microsoft.com/office/drawing/2015/10/21/chartex" xmlns:cx3="http://schemas.microsoft.com/office/drawing/2016/5/9/chartex" xmlns:cx4="http://schemas.microsoft.com/office/drawing/2016/5/10/chartex" xmlns:cx5="http://schemas.microsoft.com/office/drawing/2016/5/11/chartex" xmlns:cx6="http://schemas.microsoft.com/office/drawing/2016/5/12/chartex" xmlns:cx7="http://schemas.microsoft.com/office/drawing/2016/5/13/chartex" xmlns:cx8="http://schemas.microsoft.com/office/drawing/2016/5/14/chartex" xmlns:mc="http://schemas.openxmlformats.org/markup-compatibility/2006" xmlns:aink="http://schemas.microsoft.com/office/drawing/2016/ink" xmlns:am3d="http://schemas.microsoft.com/office/drawing/2017/model3d" xmlns:o="urn:schemas-microsoft-com:office:office" xmlns:oel="http://schemas.microsoft.com/office/2019/extlst" xmlns:r="http://schemas.openxmlformats.org/officeDocument/2006/relationships" xmlns:m="http://schemas.openxmlformats.org/officeDocument/2006/math" xmlns:v="urn:schemas-microsoft-com:vml" xmlns:wp14="http://schemas.microsoft.com/office/word/2010/wordprocessingDrawing" xmlns:wp="http://schemas.openxmlformats.org/drawingml/2006/wordprocessingDrawing" xmlns:w10="urn:schemas-microsoft-com:office:word" xmlns:w="http://schemas.openxmlformats.org/wordprocessingml/2006/main" xmlns:w14="http://schemas.microsoft.com/office/word/2010/wordml" xmlns:w15="http://schemas.microsoft.com/office/word/2012/wordml" xmlns:w16cei="http://schemas.microsoft.com/office/word/2026/wordml/cei" xmlns:w16cex="http://schemas.microsoft.com/office/word/2018/wordml/cex" xmlns:w16cid="http://schemas.microsoft.com/office/word/2016/wordml/cid" xmlns:w16="http://schemas.microsoft.com/office/word/2018/wordml" xmlns:w16du="http://schemas.microsoft.com/office/word/2023/wordml/word16du" xmlns:w16sdtdh="http://schemas.microsoft.com/office/word/2020/wordml/sdtdatahash" xmlns:w16sdtfl="http://schemas.microsoft.com/office/word/2024/wordml/sdtformatlock" xmlns:w16se="http://schemas.microsoft.com/office/word/2015/wordml/symex" xmlns:wpg="http://schemas.microsoft.com/office/word/2010/wordprocessingGroup" xmlns:wpi="http://schemas.microsoft.com/office/word/2010/wordprocessingInk" xmlns:wne="http://schemas.microsoft.com/office/word/2006/wordml" xmlns:wps="http://schemas.microsoft.com/office/word/2010/wordprocessingShape" mc:Ignorable="w14 w15 w16se w16cid w16 w16cex w16sdtdh w16sdtfl w16du wp14">
+<w:document xmlns:wpc="http://schemas.microsoft.com/office/word/2010/wordprocessingCanvas" xmlns:cx="http://schemas.microsoft.com/office/drawing/2014/chartex" xmlns:cx1="http://schemas.microsoft.com/office/drawing/2015/9/8/chartex" xmlns:cx2="http://schemas.microsoft.com/office/drawing/2015/10/21/chartex" xmlns:cx3="http://schemas.microsoft.com/office/drawing/2016/5/9/chartex" xmlns:cx4="http://schemas.microsoft.com/office/drawing/2016/5/10/chartex" xmlns:cx5="http://schemas.microsoft.com/office/drawing/2016/5/11/chartex" xmlns:cx6="http://schemas.microsoft.com/office/drawing/2016/5/12/chartex" xmlns:cx7="http://schemas.microsoft.com/office/drawing/2016/5/13/chartex" xmlns:cx8="http://schemas.microsoft.com/office/drawing/2016/5/14/chartex" xmlns:mc="http://schemas.openxmlformats.org/markup-compatibility/2006" xmlns:aink="http://schemas.microsoft.com/office/drawing/2016/ink" xmlns:am3d="http://schemas.microsoft.com/office/drawing/2017/model3d" xmlns:o="urn:schemas-microsoft-com:office:office" xmlns:oel="http://schemas.microsoft.com/office/2019/extlst" xmlns:r="http://schemas.openxmlformats.org/officeDocument/2006/relationships" xmlns:m="http://schemas.openxmlformats.org/officeDocument/2006/math" xmlns:v="urn:schemas-microsoft-com:vml" xmlns:wp14="http://schemas.microsoft.com/office/word/2010/wordprocessingDrawing" xmlns:wp="http://schemas.openxmlformats.org/drawingml/2006/wordprocessingDrawing" xmlns:w10="urn:schemas-microsoft-com:office:word" xmlns:w="http://schemas.openxmlformats.org/wordprocessingml/2006/main" xmlns:w14="http://schemas.microsoft.com/office/word/2010/wordml" xmlns:w15="http://schemas.microsoft.com/office/word/2012/wordml" xmlns:w16cex="http://schemas.microsoft.com/office/word/2018/wordml/cex" xmlns:w16cid="http://schemas.microsoft.com/office/word/2016/wordml/cid" xmlns:w16="http://schemas.microsoft.com/office/word/2018/wordml" xmlns:w16du="http://schemas.microsoft.com/office/word/2023/wordml/word16du" xmlns:w16sdtdh="http://schemas.microsoft.com/office/word/2020/wordml/sdtdatahash" xmlns:w16sdtfl="http://schemas.microsoft.com/office/word/2024/wordml/sdtformatlock" xmlns:w16se="http://schemas.microsoft.com/office/word/2015/wordml/symex" xmlns:wpg="http://schemas.microsoft.com/office/word/2010/wordprocessingGroup" xmlns:wpi="http://schemas.microsoft.com/office/word/2010/wordprocessingInk" xmlns:wne="http://schemas.microsoft.com/office/word/2006/wordml" xmlns:wps="http://schemas.microsoft.com/office/word/2010/wordprocessingShape" mc:Ignorable="w14 w15 w16se w16cid w16 w16cex w16sdtdh w16sdtfl w16du wp14">
   <w:background w:color="FFFFFF" w:themeColor="background1"/>
   <w:body>
     <w:p>
@@ -168,21 +168,7 @@
           <w:color w:val="auto"/>
           <w:szCs w:val="20"/>
         </w:rPr>
-        <w:t>CRM solutions and revenue technology professional with 7+ years of experience designing, configuring, and improving enterprise platforms across Salesforce and Microsoft Dynamics 365. Combines discovery, business analysis, solution design, and hands-on delivery across data models, workflow automation, approvals, reporting, governance, and user enablement. Extends low-code platforms with AI-assisted JavaScript, HTML, and Python development to prototype, test, and deliver tailored CRM solutions. Experienced bridging revenue stakeholders and technical teams to turn complex business needs into scalable systems.</w:t>
-      </w:r>
-      <w:r>
-        <w:rPr>
-          <w:rFonts w:ascii="Arial" w:hAnsi="Arial" w:cs="Arial"/>
-          <w:color w:val="auto"/>
-          <w:szCs w:val="20"/>
-        </w:rPr>
-      </w:r>
-      <w:r>
-        <w:rPr>
-          <w:rFonts w:ascii="Arial" w:hAnsi="Arial" w:cs="Arial"/>
-          <w:color w:val="auto"/>
-          <w:szCs w:val="20"/>
-        </w:rPr>
+        <w:t>Revenue Operations and GTM systems leader with 7+ years of experience designing, scaling, and modernizing enterprise revenue platforms across Salesforce and Microsoft Dynamics 365. Combines hands-on CRM, automation, analytics, and systems expertise with cross-functional leadership to improve seller workflows, funnel visibility, data quality, and operational performance. Experienced leading enterprise platform transformations, building scalable revenue processes and automation, managing integrated GTM technologies, and applying AI-enabled capabilities to improve how revenue teams operate.</w:t>
       </w:r>
     </w:p>
     <w:p>
@@ -324,14 +310,7 @@
           <w:color w:val="auto"/>
           <w:szCs w:val="20"/>
         </w:rPr>
-        <w:t>Promoted to Lead Revenue Operations Analyst with expanded ownership of CRM transformation, Dynamics 365 solution design, platform modernization, and broader revenue operations strategy.</w:t>
-      </w:r>
-      <w:r>
-        <w:rPr>
-          <w:rFonts w:ascii="Arial" w:hAnsi="Arial" w:cs="Arial"/>
-          <w:color w:val="auto"/>
-          <w:szCs w:val="20"/>
-        </w:rPr>
+        <w:t>Promoted to Lead Revenue Operations Analyst with expanded ownership of enterprise CRM transformation, GTM systems strategy, revenue process optimization, and cross-functional platform initiatives.</w:t>
       </w:r>
     </w:p>
     <w:p>
@@ -356,7 +335,7 @@
           <w:color w:val="auto"/>
           <w:szCs w:val="20"/>
         </w:rPr>
-        <w:t>Selected for CSG's Emerging Leader cohort.</w:t>
+        <w:t>Lead CSG’s enterprise Salesforce-to-Dynamics 365 transformation, translating complex revenue processes into scalable workflows, data models, automation, governance, and platform solutions in partnership with Sales, Finance, Marketing Operations, Legal, Delivery, IT, and external consultants.</w:t>
       </w:r>
     </w:p>
     <w:p>
@@ -381,14 +360,7 @@
           <w:color w:val="auto"/>
           <w:szCs w:val="20"/>
         </w:rPr>
-        <w:t>Lead CSG's enterprise Salesforce-to-Dynamics 365 Sales transformation, partnering with an external consulting team to translate complex business processes into functional requirements, technical designs, Dataverse data models, and scalable platform solutions.</w:t>
-      </w:r>
-      <w:r>
-        <w:rPr>
-          <w:rFonts w:ascii="Arial" w:hAnsi="Arial" w:cs="Arial"/>
-          <w:color w:val="auto"/>
-          <w:szCs w:val="20"/>
-        </w:rPr>
+        <w:t>Own end-to-end delivery of cross-functional Revenue Operations initiatives from discovery and requirements through design, testing, rollout, governance, and user adoption.</w:t>
       </w:r>
     </w:p>
     <w:p>
@@ -413,56 +385,7 @@
           <w:color w:val="auto"/>
           <w:szCs w:val="20"/>
         </w:rPr>
-        <w:t>Assumed post-consulting solution ownership of Dynamics 365, finalizing solution design, automation logic, model-driven app configuration, testing, and governance controls.</w:t>
-      </w:r>
-      <w:r>
-        <w:rPr>
-          <w:rFonts w:ascii="Arial" w:hAnsi="Arial" w:cs="Arial"/>
-          <w:color w:val="auto"/>
-          <w:szCs w:val="20"/>
-        </w:rPr>
-      </w:r>
-      <w:r>
-        <w:rPr>
-          <w:rFonts w:ascii="Arial" w:hAnsi="Arial" w:cs="Arial"/>
-          <w:color w:val="auto"/>
-          <w:szCs w:val="20"/>
-        </w:rPr>
-      </w:r>
-      <w:r>
-        <w:rPr>
-          <w:rFonts w:ascii="Arial" w:hAnsi="Arial" w:cs="Arial"/>
-          <w:color w:val="auto"/>
-          <w:szCs w:val="20"/>
-        </w:rPr>
-      </w:r>
-      <w:r>
-        <w:rPr>
-          <w:rFonts w:ascii="Arial" w:hAnsi="Arial" w:cs="Arial"/>
-          <w:color w:val="auto"/>
-          <w:szCs w:val="20"/>
-        </w:rPr>
-      </w:r>
-      <w:r>
-        <w:rPr>
-          <w:rFonts w:ascii="Arial" w:hAnsi="Arial" w:cs="Arial"/>
-          <w:color w:val="auto"/>
-          <w:szCs w:val="20"/>
-        </w:rPr>
-      </w:r>
-      <w:r>
-        <w:rPr>
-          <w:rFonts w:ascii="Arial" w:hAnsi="Arial" w:cs="Arial"/>
-          <w:color w:val="auto"/>
-          <w:szCs w:val="20"/>
-        </w:rPr>
-      </w:r>
-      <w:r>
-        <w:rPr>
-          <w:rFonts w:ascii="Arial" w:hAnsi="Arial" w:cs="Arial"/>
-          <w:color w:val="auto"/>
-          <w:szCs w:val="20"/>
-        </w:rPr>
+        <w:t>Build and extend Dynamics 365 Sales using Dataverse, Power Automate, model-driven applications, JavaScript, and HTML to support complex revenue workflows and seller processes.</w:t>
       </w:r>
     </w:p>
     <w:p>
@@ -487,91 +410,7 @@
           <w:color w:val="auto"/>
           <w:szCs w:val="20"/>
         </w:rPr>
-        <w:t>Leads technical discovery and design sessions with Sales, Finance, Legal, Presales, Delivery, Marketing Operations, and IT to translate stakeholder needs into scalable CRM workflows and solutions.</w:t>
-      </w:r>
-      <w:r>
-        <w:rPr>
-          <w:rFonts w:ascii="Arial" w:hAnsi="Arial" w:cs="Arial"/>
-          <w:color w:val="auto"/>
-          <w:szCs w:val="20"/>
-        </w:rPr>
-      </w:r>
-      <w:r>
-        <w:rPr>
-          <w:rFonts w:ascii="Arial" w:hAnsi="Arial" w:cs="Arial"/>
-          <w:color w:val="auto"/>
-          <w:szCs w:val="20"/>
-        </w:rPr>
-      </w:r>
-      <w:r>
-        <w:rPr>
-          <w:rFonts w:ascii="Arial" w:hAnsi="Arial" w:cs="Arial"/>
-          <w:color w:val="auto"/>
-          <w:szCs w:val="20"/>
-        </w:rPr>
-      </w:r>
-      <w:r>
-        <w:rPr>
-          <w:rFonts w:ascii="Arial" w:hAnsi="Arial" w:cs="Arial"/>
-          <w:color w:val="auto"/>
-          <w:szCs w:val="20"/>
-        </w:rPr>
-      </w:r>
-      <w:r>
-        <w:rPr>
-          <w:rFonts w:ascii="Arial" w:hAnsi="Arial" w:cs="Arial"/>
-          <w:color w:val="auto"/>
-          <w:szCs w:val="20"/>
-        </w:rPr>
-      </w:r>
-      <w:r>
-        <w:rPr>
-          <w:rFonts w:ascii="Arial" w:hAnsi="Arial" w:cs="Arial"/>
-          <w:color w:val="auto"/>
-          <w:szCs w:val="20"/>
-        </w:rPr>
-      </w:r>
-      <w:r>
-        <w:rPr>
-          <w:rFonts w:ascii="Arial" w:hAnsi="Arial" w:cs="Arial"/>
-          <w:color w:val="auto"/>
-          <w:szCs w:val="20"/>
-        </w:rPr>
-      </w:r>
-      <w:r>
-        <w:rPr>
-          <w:rFonts w:ascii="Arial" w:hAnsi="Arial" w:cs="Arial"/>
-          <w:color w:val="auto"/>
-          <w:szCs w:val="20"/>
-        </w:rPr>
-      </w:r>
-      <w:r>
-        <w:rPr>
-          <w:rFonts w:ascii="Arial" w:hAnsi="Arial" w:cs="Arial"/>
-          <w:color w:val="auto"/>
-          <w:szCs w:val="20"/>
-        </w:rPr>
-      </w:r>
-      <w:r>
-        <w:rPr>
-          <w:rFonts w:ascii="Arial" w:hAnsi="Arial" w:cs="Arial"/>
-          <w:color w:val="auto"/>
-          <w:szCs w:val="20"/>
-        </w:rPr>
-      </w:r>
-      <w:r>
-        <w:rPr>
-          <w:rFonts w:ascii="Arial" w:hAnsi="Arial" w:cs="Arial"/>
-          <w:color w:val="auto"/>
-          <w:szCs w:val="20"/>
-        </w:rPr>
-      </w:r>
-      <w:r>
-        <w:rPr>
-          <w:rFonts w:ascii="Arial" w:hAnsi="Arial" w:cs="Arial"/>
-          <w:color w:val="auto"/>
-          <w:szCs w:val="20"/>
-        </w:rPr>
+        <w:t>Lead adoption of AI-enabled revenue workflows and seller-facing capabilities while using generative AI to accelerate process design, automation, prototyping, analysis, and technical delivery.</w:t>
       </w:r>
     </w:p>
     <w:p>
@@ -596,136 +435,20 @@
           <w:color w:val="auto"/>
           <w:szCs w:val="20"/>
         </w:rPr>
-        <w:t>Builds and extends Dynamics 365 Sales using Dataverse, Power Automate, model-driven app configuration, client-side JavaScript, and HTML web resources to support complex sales and revenue workflows.</w:t>
-      </w:r>
-      <w:r>
-        <w:rPr>
-          <w:rFonts w:ascii="Arial" w:hAnsi="Arial" w:cs="Arial"/>
-          <w:color w:val="auto"/>
-          <w:szCs w:val="20"/>
-        </w:rPr>
-      </w:r>
-      <w:r>
-        <w:rPr>
-          <w:rFonts w:ascii="Arial" w:hAnsi="Arial" w:cs="Arial"/>
-          <w:color w:val="auto"/>
-          <w:szCs w:val="20"/>
-        </w:rPr>
-      </w:r>
-      <w:r>
-        <w:rPr>
-          <w:rFonts w:ascii="Arial" w:hAnsi="Arial" w:cs="Arial"/>
-          <w:color w:val="auto"/>
-          <w:szCs w:val="20"/>
-        </w:rPr>
-      </w:r>
-      <w:r>
-        <w:rPr>
-          <w:rFonts w:ascii="Arial" w:hAnsi="Arial" w:cs="Arial"/>
-          <w:color w:val="auto"/>
-          <w:szCs w:val="20"/>
-        </w:rPr>
-      </w:r>
-      <w:r>
-        <w:rPr>
-          <w:rFonts w:ascii="Arial" w:hAnsi="Arial" w:cs="Arial"/>
-          <w:color w:val="auto"/>
-          <w:szCs w:val="20"/>
-        </w:rPr>
+        <w:t>Own governance and optimization across the broader revenue technology ecosystem, managing CRM integrations, sales technology vendors, data continuity, user adoption, and interconnected GTM workflows.</w:t>
+      </w:r>
+      <w:r>
+        <w:rPr>
+          <w:rFonts w:ascii="Arial" w:hAnsi="Arial" w:cs="Arial"/>
+          <w:color w:val="auto"/>
+          <w:szCs w:val="20"/>
+        </w:rPr>
+        <w:t>.</w:t>
       </w:r>
     </w:p>
     <w:p>
       <w:pPr>
-        <w:pStyle w:val="ListParagraph"/>
-        <w:numPr>
-          <w:ilvl w:val="0"/>
-          <w:numId w:val="36"/>
-        </w:numPr>
-        <w:spacing w:after="80"/>
-        <w:ind w:left="432" w:hanging="288"/>
-        <w:contextualSpacing w:val="0"/>
-        <w:rPr>
-          <w:rFonts w:ascii="Arial" w:hAnsi="Arial" w:cs="Arial"/>
-          <w:color w:val="auto"/>
-          <w:szCs w:val="20"/>
-        </w:rPr>
-      </w:pPr>
-      <w:r>
-        <w:rPr>
-          <w:rFonts w:ascii="Arial" w:hAnsi="Arial" w:cs="Arial"/>
-          <w:color w:val="auto"/>
-          <w:szCs w:val="20"/>
-        </w:rPr>
-        <w:t>Uses AI-assisted development to rapidly prototype, test, and debug JavaScript/HTML customizations and Python utilities supporting CRM data transformation, validation, migration, and workflow automation.</w:t>
-      </w:r>
-    </w:p>
-    <w:p>
-      <w:pPr>
-        <w:pStyle w:val="ListParagraph"/>
-        <w:numPr>
-          <w:ilvl w:val="0"/>
-          <w:numId w:val="36"/>
-        </w:numPr>
-        <w:spacing w:after="80"/>
-        <w:ind w:left="432" w:hanging="288"/>
-        <w:contextualSpacing w:val="0"/>
-        <w:rPr>
-          <w:rFonts w:ascii="Arial" w:hAnsi="Arial" w:cs="Arial"/>
-          <w:color w:val="auto"/>
-          <w:szCs w:val="20"/>
-        </w:rPr>
-      </w:pPr>
-      <w:r>
-        <w:rPr>
-          <w:rFonts w:ascii="Arial" w:hAnsi="Arial" w:cs="Arial"/>
-          <w:color w:val="auto"/>
-          <w:szCs w:val="20"/>
-        </w:rPr>
-        <w:t>Translates complex CRM design and automation concepts into clear technical documentation, stakeholder guidance, and user enablement.</w:t>
-      </w:r>
-      <w:r>
-        <w:rPr>
-          <w:rFonts w:ascii="Arial" w:hAnsi="Arial" w:cs="Arial"/>
-          <w:color w:val="auto"/>
-          <w:szCs w:val="20"/>
-        </w:rPr>
-      </w:r>
-      <w:r>
-        <w:rPr>
-          <w:rFonts w:ascii="Arial" w:hAnsi="Arial" w:cs="Arial"/>
-          <w:color w:val="auto"/>
-          <w:szCs w:val="20"/>
-        </w:rPr>
-      </w:r>
-    </w:p>
-    <w:p>
-      <w:pPr>
-        <w:pStyle w:val="ListParagraph"/>
-        <w:numPr>
-          <w:ilvl w:val="0"/>
-          <w:numId w:val="36"/>
-        </w:numPr>
-        <w:spacing w:after="80"/>
-        <w:ind w:left="432" w:hanging="288"/>
-        <w:contextualSpacing w:val="0"/>
-        <w:rPr>
-          <w:rFonts w:ascii="Arial" w:hAnsi="Arial" w:cs="Arial"/>
-          <w:color w:val="auto"/>
-          <w:szCs w:val="20"/>
-        </w:rPr>
-      </w:pPr>
-      <w:r>
-        <w:rPr>
-          <w:rFonts w:ascii="Arial" w:hAnsi="Arial" w:cs="Arial"/>
-          <w:color w:val="auto"/>
-          <w:szCs w:val="20"/>
-        </w:rPr>
-        <w:t>Manages vendors, integrations, governance, and adoption across adjacent revenue systems to ensure reliable data flow and coordinated workflows.</w:t>
-      </w:r>
-    </w:p>
-    <w:p>
-      <w:pPr>
-        <w:spacing w:before="360"/>
+        <w:spacing w:before="600"/>
         <w:rPr>
           <w:rFonts w:ascii="Arial" w:hAnsi="Arial" w:cs="Arial"/>
           <w:color w:val="auto"/>
@@ -841,62 +564,6 @@
         </w:rPr>
         <w:t>Owned end-to-end Salesforce solution design and delivery across the SDLC, translating complex revenue requirements into scalable data models, automation, approvals, and reporting.</w:t>
       </w:r>
-      <w:r>
-        <w:rPr>
-          <w:rFonts w:ascii="Arial" w:hAnsi="Arial" w:cs="Arial"/>
-          <w:color w:val="auto"/>
-          <w:szCs w:val="20"/>
-        </w:rPr>
-      </w:r>
-      <w:r>
-        <w:rPr>
-          <w:rFonts w:ascii="Arial" w:hAnsi="Arial" w:cs="Arial"/>
-          <w:color w:val="auto"/>
-          <w:szCs w:val="20"/>
-        </w:rPr>
-      </w:r>
-      <w:r>
-        <w:rPr>
-          <w:rFonts w:ascii="Arial" w:hAnsi="Arial" w:cs="Arial"/>
-          <w:color w:val="auto"/>
-          <w:szCs w:val="20"/>
-        </w:rPr>
-      </w:r>
-      <w:r>
-        <w:rPr>
-          <w:rFonts w:ascii="Arial" w:hAnsi="Arial" w:cs="Arial"/>
-          <w:color w:val="auto"/>
-          <w:szCs w:val="20"/>
-        </w:rPr>
-      </w:r>
-      <w:r>
-        <w:rPr>
-          <w:rFonts w:ascii="Arial" w:hAnsi="Arial" w:cs="Arial"/>
-          <w:color w:val="auto"/>
-          <w:szCs w:val="20"/>
-        </w:rPr>
-      </w:r>
-      <w:r>
-        <w:rPr>
-          <w:rFonts w:ascii="Arial" w:hAnsi="Arial" w:cs="Arial"/>
-          <w:color w:val="auto"/>
-          <w:szCs w:val="20"/>
-        </w:rPr>
-      </w:r>
-      <w:r>
-        <w:rPr>
-          <w:rFonts w:ascii="Arial" w:hAnsi="Arial" w:cs="Arial"/>
-          <w:color w:val="auto"/>
-          <w:szCs w:val="20"/>
-        </w:rPr>
-      </w:r>
-      <w:r>
-        <w:rPr>
-          <w:rFonts w:ascii="Arial" w:hAnsi="Arial" w:cs="Arial"/>
-          <w:color w:val="auto"/>
-          <w:szCs w:val="20"/>
-        </w:rPr>
-      </w:r>
     </w:p>
     <w:p>
       <w:pPr>
@@ -920,7 +587,7 @@
           <w:color w:val="auto"/>
           <w:szCs w:val="20"/>
         </w:rPr>
-        <w:t>Designed and implemented CRM lifecycle solutions using custom objects, Salesforce Flow, dynamic forms, validation rules, approvals, and advanced workflows to support sales and post-sales operations.</w:t>
+        <w:t>Designed and implemented revenue lifecycle processes using custom objects, Salesforce Flow, dynamic forms, validation rules, approvals, and automation to improve process consistency, data quality, and visibility across sales and post-sales operations.</w:t>
       </w:r>
     </w:p>
     <w:p>
@@ -945,7 +612,7 @@
           <w:color w:val="auto"/>
           <w:szCs w:val="20"/>
         </w:rPr>
-        <w:t>Streamlined presales solutioning by engineering a new intake mechanism with Salesforce Flow, ensuring complete information for accurate and timely solution designs and pricing.</w:t>
+        <w:t>Designed a CRM-based revenue model that replaced spreadsheet-driven calculations with product-specific revenue logic, stage gates, validation controls, Finance review, and locked attainment outcomes.</w:t>
       </w:r>
     </w:p>
     <w:p>
@@ -970,14 +637,7 @@
           <w:color w:val="auto"/>
           <w:szCs w:val="20"/>
         </w:rPr>
-        <w:t>Designed and built a custom dual-function solution and pricing approval process, improving completeness, control, and turnaround for customer proposals.</w:t>
-      </w:r>
-      <w:r>
-        <w:rPr>
-          <w:rFonts w:ascii="Arial" w:hAnsi="Arial" w:cs="Arial"/>
-          <w:color w:val="auto"/>
-          <w:szCs w:val="20"/>
-        </w:rPr>
+        <w:t>Streamlined presales solutioning by building a Salesforce Flow-based intake process that improved information completeness and supported more accurate and timely solution design and pricing.</w:t>
       </w:r>
     </w:p>
     <w:p>
@@ -1002,14 +662,7 @@
           <w:color w:val="auto"/>
           <w:szCs w:val="20"/>
         </w:rPr>
-        <w:t>Designed a CRM-based revenue model that replaced spreadsheet-driven calculations with product-specific logic, stage gates, validation controls, Finance review, and locked attainment outcomes.</w:t>
-      </w:r>
-      <w:r>
-        <w:rPr>
-          <w:rFonts w:ascii="Arial" w:hAnsi="Arial" w:cs="Arial"/>
-          <w:color w:val="auto"/>
-          <w:szCs w:val="20"/>
-        </w:rPr>
+        <w:t>Designed and built a dual-function solution and pricing approval process, improving governance, completeness, and turnaround for customer proposals.</w:t>
       </w:r>
     </w:p>
     <w:p>
@@ -1036,27 +689,36 @@
           <w:color w:val="auto"/>
           <w:szCs w:val="20"/>
         </w:rPr>
-        <w:t>Special Assignment as Customer Experience Analyst (September 2022 - December 2022): Led design-thinking and customer experience workshops that identified operational efficiencies and projected annual cost savings.</w:t>
-      </w:r>
-      <w:r>
-        <w:rPr>
-          <w:rFonts w:ascii="Arial" w:hAnsi="Arial" w:cs="Arial"/>
-          <w:color w:val="auto"/>
-          <w:szCs w:val="20"/>
-        </w:rPr>
-      </w:r>
-      <w:r>
-        <w:rPr>
-          <w:rFonts w:ascii="Arial" w:hAnsi="Arial" w:cs="Arial"/>
-          <w:color w:val="auto"/>
-          <w:szCs w:val="20"/>
-        </w:rPr>
+        <w:t>Special Assignment as Customer Experience Analyst (September 2022 - December 2022):</w:t>
+      </w:r>
+      <w:r>
+        <w:rPr>
+          <w:rFonts w:ascii="Arial" w:hAnsi="Arial" w:cs="Arial"/>
+          <w:color w:val="auto"/>
+          <w:szCs w:val="20"/>
+        </w:rPr>
+        <w:t xml:space="preserve"> </w:t>
+      </w:r>
+      <w:r>
+        <w:rPr>
+          <w:rFonts w:ascii="Arial" w:hAnsi="Arial" w:cs="Arial"/>
+          <w:color w:val="auto"/>
+          <w:szCs w:val="20"/>
+        </w:rPr>
+        <w:t>Led design-thinking and customer experience workshops that identified operational efficiencies and projected annual cost savings</w:t>
+      </w:r>
+      <w:r>
+        <w:rPr>
+          <w:rFonts w:ascii="Arial" w:hAnsi="Arial" w:cs="Arial"/>
+          <w:color w:val="auto"/>
+          <w:szCs w:val="20"/>
+        </w:rPr>
+        <w:t>.</w:t>
       </w:r>
     </w:p>
     <w:p>
       <w:pPr>
-        <w:pageBreakBefore/>
-        <w:spacing w:before="360"/>
+        <w:spacing w:before="600"/>
         <w:rPr>
           <w:rFonts w:ascii="Arial" w:hAnsi="Arial" w:cs="Arial"/>
           <w:color w:val="auto"/>
@@ -1162,7 +824,7 @@
           <w:color w:val="auto"/>
           <w:szCs w:val="20"/>
         </w:rPr>
-        <w:t>Built and automated executive sales reporting and analytics, improving visibility into pipeline, performance, and conversion trends to support strategic decision-making.</w:t>
+        <w:t>Built and automated executive reporting and analytics across pipeline, sales performance, conversion, and revenue trends, giving leadership clearer visibility into GTM performance and opportunities for process improvement.</w:t>
       </w:r>
     </w:p>
     <w:p>
@@ -1188,39 +850,7 @@
           <w:szCs w:val="20"/>
         </w:rPr>
         <w:lastRenderedPageBreak/>
-        <w:t xml:space="preserve">Conducted in-depth sales, performance, and conversion analyses, identifying key trends that led to </w:t>
-      </w:r>
-      <w:r>
-        <w:rPr>
-          <w:rFonts w:ascii="Arial" w:hAnsi="Arial" w:cs="Arial"/>
-          <w:color w:val="auto"/>
-          <w:szCs w:val="20"/>
-        </w:rPr>
-        <w:t>improved</w:t>
-      </w:r>
-      <w:r>
-        <w:rPr>
-          <w:rFonts w:ascii="Arial" w:hAnsi="Arial" w:cs="Arial"/>
-          <w:color w:val="auto"/>
-          <w:szCs w:val="20"/>
-        </w:rPr>
-        <w:t xml:space="preserve"> sales </w:t>
-      </w:r>
-      <w:r>
-        <w:rPr>
-          <w:rFonts w:ascii="Arial" w:hAnsi="Arial" w:cs="Arial"/>
-          <w:color w:val="auto"/>
-          <w:szCs w:val="20"/>
-        </w:rPr>
-        <w:t xml:space="preserve">processes and </w:t>
-      </w:r>
-      <w:r>
-        <w:rPr>
-          <w:rFonts w:ascii="Arial" w:hAnsi="Arial" w:cs="Arial"/>
-          <w:color w:val="auto"/>
-          <w:szCs w:val="20"/>
-        </w:rPr>
-        <w:t>efficiencies</w:t>
+        <w:t>Managed CRM data migration for an acquired company, moving tens of thousands of records into Salesforce through mapping, cleansing, transformation, and validation while redesigning the data model to prevent overlap with legacy users and data</w:t>
       </w:r>
       <w:r>
         <w:rPr>
@@ -1253,102 +883,15 @@
           <w:color w:val="auto"/>
           <w:szCs w:val="20"/>
         </w:rPr>
-        <w:t>Managed CRM data migration for an acquired company, moving tens of thousands of records into Salesforce through mapping, cleansing, transformation, and validation while redesigning the data model to prevent overlap with legacy users and data.</w:t>
-      </w:r>
-      <w:r>
-        <w:rPr>
-          <w:rFonts w:ascii="Arial" w:hAnsi="Arial" w:cs="Arial"/>
-          <w:color w:val="auto"/>
-          <w:szCs w:val="20"/>
-        </w:rPr>
-      </w:r>
-      <w:r>
-        <w:rPr>
-          <w:rFonts w:ascii="Arial" w:hAnsi="Arial" w:cs="Arial"/>
-          <w:color w:val="auto"/>
-          <w:szCs w:val="20"/>
-        </w:rPr>
-      </w:r>
-      <w:r>
-        <w:rPr>
-          <w:rFonts w:ascii="Arial" w:hAnsi="Arial" w:cs="Arial"/>
-          <w:color w:val="auto"/>
-          <w:szCs w:val="20"/>
-        </w:rPr>
-      </w:r>
-      <w:r>
-        <w:rPr>
-          <w:rFonts w:ascii="Arial" w:hAnsi="Arial" w:cs="Arial"/>
-          <w:color w:val="auto"/>
-          <w:szCs w:val="20"/>
-        </w:rPr>
-      </w:r>
-      <w:r>
-        <w:rPr>
-          <w:rFonts w:ascii="Arial" w:hAnsi="Arial" w:cs="Arial"/>
-          <w:color w:val="auto"/>
-          <w:szCs w:val="20"/>
-        </w:rPr>
-      </w:r>
-      <w:r>
-        <w:rPr>
-          <w:rFonts w:ascii="Arial" w:hAnsi="Arial" w:cs="Arial"/>
-          <w:color w:val="auto"/>
-          <w:szCs w:val="20"/>
-        </w:rPr>
-      </w:r>
-      <w:r>
-        <w:rPr>
-          <w:rFonts w:ascii="Arial" w:hAnsi="Arial" w:cs="Arial"/>
-          <w:color w:val="auto"/>
-          <w:szCs w:val="20"/>
-        </w:rPr>
-      </w:r>
-      <w:r>
-        <w:rPr>
-          <w:rFonts w:ascii="Arial" w:hAnsi="Arial" w:cs="Arial"/>
-          <w:color w:val="auto"/>
-          <w:szCs w:val="20"/>
-        </w:rPr>
-      </w:r>
-      <w:r>
-        <w:rPr>
-          <w:rFonts w:ascii="Arial" w:hAnsi="Arial" w:cs="Arial"/>
-          <w:color w:val="auto"/>
-          <w:szCs w:val="20"/>
-        </w:rPr>
-      </w:r>
-      <w:r>
-        <w:rPr>
-          <w:rFonts w:ascii="Arial" w:hAnsi="Arial" w:cs="Arial"/>
-          <w:color w:val="auto"/>
-          <w:szCs w:val="20"/>
-        </w:rPr>
-      </w:r>
-    </w:p>
-    <w:p>
-      <w:pPr>
-        <w:pStyle w:val="ListParagraph"/>
-        <w:numPr>
-          <w:ilvl w:val="0"/>
-          <w:numId w:val="31"/>
-        </w:numPr>
-        <w:spacing w:after="80"/>
-        <w:ind w:left="432" w:hanging="288"/>
-        <w:contextualSpacing w:val="0"/>
-        <w:rPr>
-          <w:rFonts w:ascii="Arial" w:hAnsi="Arial" w:cs="Arial"/>
-          <w:color w:val="auto"/>
-          <w:szCs w:val="20"/>
-        </w:rPr>
-      </w:pPr>
-      <w:r>
-        <w:rPr>
-          <w:rFonts w:ascii="Arial" w:hAnsi="Arial" w:cs="Arial"/>
-          <w:color w:val="auto"/>
-          <w:szCs w:val="20"/>
-        </w:rPr>
-        <w:t>Designed and built a custom Salesforce application to track M&amp;A corporate strategy efforts, improving structured data capture and executive visibility across multiple acquisition targets.</w:t>
+        <w:t>Designed and built a custom Salesforce application to track M&amp;A corporate strategy efforts, improving structured data capture and executive visibility across multiple acquisition targets</w:t>
+      </w:r>
+      <w:r>
+        <w:rPr>
+          <w:rFonts w:ascii="Arial" w:hAnsi="Arial" w:cs="Arial"/>
+          <w:color w:val="auto"/>
+          <w:szCs w:val="20"/>
+        </w:rPr>
+        <w:t>.</w:t>
       </w:r>
     </w:p>
     <w:p>
@@ -1371,7 +914,15 @@
           <w:color w:val="auto"/>
           <w:szCs w:val="20"/>
         </w:rPr>
-        <w:t>Developed and implemented new partner tracking functionality within Salesforce for sales opportunities, increasing partner-involved opportunity visibility.</w:t>
+        <w:t>Developed and implemented new partner tracking functionality within Salesforce for sales opportunities, increasing partner-involved opportunity visibility</w:t>
+      </w:r>
+      <w:r>
+        <w:rPr>
+          <w:rFonts w:ascii="Arial" w:hAnsi="Arial" w:cs="Arial"/>
+          <w:color w:val="auto"/>
+          <w:szCs w:val="20"/>
+        </w:rPr>
+        <w:t>.</w:t>
       </w:r>
     </w:p>
     <w:p>
@@ -1442,170 +993,15 @@
           <w:color w:val="auto"/>
           <w:szCs w:val="20"/>
         </w:rPr>
-        <w:t xml:space="preserve">CRM &amp; Business Applications: </w:t>
-      </w:r>
-      <w:r>
-        <w:rPr>
-          <w:rFonts w:ascii="Arial" w:hAnsi="Arial" w:cs="Arial"/>
-          <w:b w:val="0"/>
-          <w:bCs/>
-          <w:i w:val="0"/>
-          <w:color w:val="000000"/>
-          <w:szCs w:val="20"/>
-        </w:rPr>
-      </w:r>
-      <w:r>
-        <w:rPr>
-          <w:rFonts w:ascii="Arial" w:hAnsi="Arial" w:cs="Arial"/>
-          <w:b w:val="0"/>
-          <w:bCs/>
-          <w:i w:val="0"/>
-          <w:color w:val="000000"/>
-          <w:szCs w:val="20"/>
-        </w:rPr>
-      </w:r>
-      <w:r>
-        <w:rPr>
-          <w:rFonts w:ascii="Arial" w:hAnsi="Arial" w:cs="Arial"/>
-          <w:b w:val="0"/>
-          <w:i w:val="0"/>
-          <w:color w:val="000000"/>
-          <w:szCs w:val="20"/>
-        </w:rPr>
-      </w:r>
-      <w:r>
-        <w:rPr>
-          <w:rFonts w:ascii="Arial" w:hAnsi="Arial" w:cs="Arial"/>
-          <w:b w:val="0"/>
-          <w:i w:val="0"/>
-          <w:color w:val="000000"/>
-          <w:szCs w:val="20"/>
-        </w:rPr>
-      </w:r>
-      <w:r>
-        <w:rPr>
-          <w:rFonts w:ascii="Arial" w:hAnsi="Arial" w:cs="Arial"/>
-          <w:b w:val="0"/>
-          <w:i w:val="0"/>
-          <w:color w:val="000000"/>
-          <w:szCs w:val="20"/>
-        </w:rPr>
-      </w:r>
-      <w:r>
-        <w:rPr>
-          <w:rFonts w:ascii="Arial" w:hAnsi="Arial" w:cs="Arial"/>
-          <w:b w:val="0"/>
-          <w:i w:val="0"/>
-          <w:color w:val="000000"/>
-          <w:szCs w:val="20"/>
-        </w:rPr>
-      </w:r>
-      <w:r>
-        <w:rPr>
-          <w:rFonts w:ascii="Arial" w:hAnsi="Arial" w:cs="Arial"/>
-          <w:b w:val="0"/>
-          <w:i w:val="0"/>
-          <w:color w:val="000000"/>
-          <w:szCs w:val="20"/>
-        </w:rPr>
-      </w:r>
-      <w:r>
-        <w:rPr>
-          <w:rFonts w:ascii="Arial" w:hAnsi="Arial" w:cs="Arial"/>
-          <w:b w:val="0"/>
-          <w:i w:val="0"/>
-          <w:color w:val="000000"/>
-          <w:szCs w:val="20"/>
-        </w:rPr>
-      </w:r>
-      <w:r>
-        <w:rPr>
-          <w:rFonts w:ascii="Arial" w:hAnsi="Arial" w:cs="Arial"/>
-          <w:b w:val="0"/>
-          <w:i w:val="0"/>
-          <w:color w:val="000000"/>
-          <w:szCs w:val="20"/>
-        </w:rPr>
-      </w:r>
-      <w:r>
-        <w:rPr>
-          <w:rFonts w:ascii="Arial" w:hAnsi="Arial" w:cs="Arial"/>
-          <w:b w:val="0"/>
-          <w:i w:val="0"/>
-          <w:color w:val="000000"/>
-          <w:szCs w:val="20"/>
-        </w:rPr>
-      </w:r>
-      <w:r>
-        <w:rPr>
-          <w:rFonts w:ascii="Arial" w:hAnsi="Arial" w:cs="Arial"/>
-          <w:b w:val="0"/>
-          <w:i w:val="0"/>
-          <w:color w:val="000000"/>
-          <w:szCs w:val="20"/>
-        </w:rPr>
-      </w:r>
-      <w:r>
-        <w:rPr>
-          <w:rFonts w:ascii="Arial" w:hAnsi="Arial" w:cs="Arial"/>
-          <w:b w:val="0"/>
-          <w:i w:val="0"/>
-          <w:color w:val="000000"/>
-          <w:szCs w:val="20"/>
-        </w:rPr>
-      </w:r>
-      <w:r>
-        <w:rPr>
-          <w:rFonts w:ascii="Arial" w:hAnsi="Arial" w:cs="Arial"/>
-          <w:b w:val="0"/>
-          <w:i w:val="0"/>
-          <w:color w:val="000000"/>
-          <w:szCs w:val="20"/>
-        </w:rPr>
-      </w:r>
-      <w:r>
-        <w:rPr>
-          <w:rFonts w:ascii="Arial" w:hAnsi="Arial" w:cs="Arial"/>
-          <w:b w:val="0"/>
-          <w:i w:val="0"/>
-          <w:color w:val="000000"/>
-          <w:szCs w:val="20"/>
-        </w:rPr>
-      </w:r>
-      <w:r>
-        <w:rPr>
-          <w:rFonts w:ascii="Arial" w:hAnsi="Arial" w:cs="Arial"/>
-          <w:b w:val="0"/>
-          <w:i w:val="0"/>
-          <w:color w:val="000000"/>
-          <w:szCs w:val="20"/>
-        </w:rPr>
-      </w:r>
-      <w:r>
-        <w:rPr>
-          <w:rFonts w:ascii="Arial" w:hAnsi="Arial" w:cs="Arial"/>
-          <w:b w:val="0"/>
-          <w:i w:val="0"/>
-          <w:color w:val="000000"/>
-          <w:szCs w:val="20"/>
-        </w:rPr>
-      </w:r>
-      <w:r>
-        <w:rPr>
-          <w:rFonts w:ascii="Arial" w:hAnsi="Arial" w:cs="Arial"/>
-          <w:b w:val="0"/>
-          <w:i w:val="0"/>
-          <w:color w:val="000000"/>
-          <w:szCs w:val="20"/>
-        </w:rPr>
-      </w:r>
-      <w:r>
-        <w:rPr>
-          <w:b w:val="0"/>
-          <w:i w:val="0"/>
-          <w:color w:val="000000"/>
-        </w:rPr>
-        <w:t>Salesforce Sales Cloud &amp; Experience Cloud, Microsoft Dynamics 365 Sales, Dataverse, Power Platform, Salesforce Flow, Power Automate, Model-Driven Apps, Custom Data Modeling</w:t>
+        <w:t>Revenue Operations &amp; GTM Systems:</w:t>
+      </w:r>
+      <w:r>
+        <w:rPr>
+          <w:rFonts w:ascii="Arial" w:hAnsi="Arial" w:cs="Arial"/>
+          <w:color w:val="auto"/>
+          <w:szCs w:val="20"/>
+        </w:rPr>
+        <w:t xml:space="preserve"> Revenue Lifecycle Strategy, Funnel &amp; Process Optimization, GTM Systems Administration, Workflow Automation, Systems Integrations, Revenue Reporting &amp; Analytics</w:t>
       </w:r>
     </w:p>
     <w:p>
@@ -1616,163 +1012,29 @@
         <w:spacing w:after="120"/>
         <w:rPr>
           <w:rFonts w:ascii="Arial" w:hAnsi="Arial" w:cs="Arial"/>
-          <w:color w:val="auto"/>
-          <w:szCs w:val="20"/>
-        </w:rPr>
-      </w:pPr>
-      <w:r>
-        <w:rPr>
-          <w:rFonts w:ascii="Arial" w:hAnsi="Arial" w:cs="Arial"/>
           <w:b/>
           <w:bCs/>
           <w:color w:val="auto"/>
           <w:szCs w:val="20"/>
         </w:rPr>
-        <w:t xml:space="preserve">Technical Development &amp; Automation: </w:t>
-      </w:r>
-      <w:r>
-        <w:rPr>
-          <w:rFonts w:ascii="Arial" w:hAnsi="Arial" w:cs="Arial"/>
-          <w:b w:val="0"/>
+      </w:pPr>
+      <w:r>
+        <w:rPr>
+          <w:rFonts w:ascii="Arial" w:hAnsi="Arial" w:cs="Arial"/>
+          <w:b/>
           <w:bCs/>
-          <w:i w:val="0"/>
-          <w:color w:val="000000"/>
-          <w:szCs w:val="20"/>
-        </w:rPr>
-      </w:r>
-      <w:r>
-        <w:rPr>
-          <w:rFonts w:ascii="Arial" w:hAnsi="Arial" w:cs="Arial"/>
-          <w:b w:val="0"/>
-          <w:i w:val="0"/>
-          <w:color w:val="000000"/>
-          <w:szCs w:val="20"/>
-        </w:rPr>
-      </w:r>
-      <w:r>
-        <w:rPr>
-          <w:rFonts w:ascii="Arial" w:hAnsi="Arial" w:cs="Arial"/>
-          <w:b w:val="0"/>
-          <w:i w:val="0"/>
-          <w:color w:val="000000"/>
-          <w:szCs w:val="20"/>
-        </w:rPr>
-      </w:r>
-      <w:r>
-        <w:rPr>
-          <w:rFonts w:ascii="Arial" w:hAnsi="Arial" w:cs="Arial"/>
-          <w:b w:val="0"/>
-          <w:i w:val="0"/>
-          <w:color w:val="000000"/>
-          <w:szCs w:val="20"/>
-        </w:rPr>
-      </w:r>
-      <w:r>
-        <w:rPr>
-          <w:rFonts w:ascii="Arial" w:hAnsi="Arial" w:cs="Arial"/>
-          <w:b w:val="0"/>
-          <w:i w:val="0"/>
-          <w:color w:val="000000"/>
-          <w:szCs w:val="20"/>
-        </w:rPr>
-      </w:r>
-      <w:r>
-        <w:rPr>
-          <w:rFonts w:ascii="Arial" w:hAnsi="Arial" w:cs="Arial"/>
-          <w:b w:val="0"/>
-          <w:i w:val="0"/>
-          <w:color w:val="000000"/>
-          <w:szCs w:val="20"/>
-        </w:rPr>
-      </w:r>
-      <w:r>
-        <w:rPr>
-          <w:rFonts w:ascii="Arial" w:hAnsi="Arial" w:cs="Arial"/>
-          <w:b w:val="0"/>
-          <w:i w:val="0"/>
-          <w:color w:val="000000"/>
-          <w:szCs w:val="20"/>
-        </w:rPr>
-      </w:r>
-      <w:r>
-        <w:rPr>
-          <w:rFonts w:ascii="Arial" w:hAnsi="Arial" w:cs="Arial"/>
-          <w:b w:val="0"/>
-          <w:i w:val="0"/>
-          <w:color w:val="000000"/>
-          <w:szCs w:val="20"/>
-        </w:rPr>
-      </w:r>
-      <w:r>
-        <w:rPr>
-          <w:rFonts w:ascii="Arial" w:hAnsi="Arial" w:cs="Arial"/>
-          <w:b w:val="0"/>
-          <w:i w:val="0"/>
-          <w:color w:val="000000"/>
-          <w:szCs w:val="20"/>
-        </w:rPr>
-      </w:r>
-      <w:r>
-        <w:rPr>
-          <w:rFonts w:ascii="Arial" w:hAnsi="Arial" w:cs="Arial"/>
-          <w:b w:val="0"/>
-          <w:i w:val="0"/>
-          <w:color w:val="000000"/>
-          <w:szCs w:val="20"/>
-        </w:rPr>
-      </w:r>
-      <w:r>
-        <w:rPr>
-          <w:rFonts w:ascii="Arial" w:hAnsi="Arial" w:cs="Arial"/>
-          <w:b w:val="0"/>
-          <w:i w:val="0"/>
-          <w:color w:val="000000"/>
-          <w:szCs w:val="20"/>
-        </w:rPr>
-      </w:r>
-      <w:r>
-        <w:rPr>
-          <w:rFonts w:ascii="Arial" w:hAnsi="Arial" w:cs="Arial"/>
-          <w:b w:val="0"/>
-          <w:i w:val="0"/>
-          <w:color w:val="000000"/>
-          <w:szCs w:val="20"/>
-        </w:rPr>
-      </w:r>
-      <w:r>
-        <w:rPr>
-          <w:rFonts w:ascii="Arial" w:hAnsi="Arial" w:cs="Arial"/>
-          <w:b w:val="0"/>
-          <w:i w:val="0"/>
-          <w:color w:val="000000"/>
-          <w:szCs w:val="20"/>
-        </w:rPr>
-      </w:r>
-      <w:r>
-        <w:rPr>
-          <w:rFonts w:ascii="Arial" w:hAnsi="Arial" w:cs="Arial"/>
-          <w:b w:val="0"/>
-          <w:i w:val="0"/>
-          <w:color w:val="000000"/>
-          <w:szCs w:val="20"/>
-        </w:rPr>
-      </w:r>
-      <w:r>
-        <w:rPr>
-          <w:rFonts w:ascii="Arial" w:hAnsi="Arial" w:cs="Arial"/>
-          <w:b w:val="0"/>
-          <w:i w:val="0"/>
-          <w:color w:val="000000"/>
-          <w:szCs w:val="20"/>
-        </w:rPr>
-      </w:r>
-      <w:r>
-        <w:rPr>
-          <w:b w:val="0"/>
-          <w:i w:val="0"/>
-          <w:color w:val="000000"/>
-        </w:rPr>
-        <w:t>JavaScript (Dynamics client scripting), HTML Web Resources, Python (data transformation, validation &amp; migration utilities), AI-Assisted Development, Workflow Automation, Testing &amp; Debugging</w:t>
+          <w:color w:val="auto"/>
+          <w:szCs w:val="20"/>
+        </w:rPr>
+        <w:t xml:space="preserve">CRM &amp; Business Applications: </w:t>
+      </w:r>
+      <w:r>
+        <w:rPr>
+          <w:rFonts w:ascii="Arial" w:hAnsi="Arial" w:cs="Arial"/>
+          <w:color w:val="auto"/>
+          <w:szCs w:val="20"/>
+        </w:rPr>
+        <w:t>Salesforce Sales Cloud &amp; Experience Cloud, Microsoft Dynamics 365 Sales, Dataverse, Power Platform, Salesforce Flow, Power Automate, Model-Driven Apps, Custom Data Modeling</w:t>
       </w:r>
     </w:p>
     <w:p>
@@ -1780,13 +1042,7 @@
         <w:pBdr>
           <w:bottom w:val="single" w:sz="6" w:space="1" w:color="auto"/>
         </w:pBdr>
-        <w:rPr>
-          <w:rFonts w:ascii="Arial" w:hAnsi="Arial" w:cs="Arial"/>
-          <w:color w:val="auto"/>
-          <w:szCs w:val="20"/>
-        </w:rPr>
-      </w:pPr>
-      <w:r>
+        <w:spacing w:after="120"/>
         <w:rPr>
           <w:rFonts w:ascii="Arial" w:hAnsi="Arial" w:cs="Arial"/>
           <w:b/>
@@ -1794,106 +1050,54 @@
           <w:color w:val="auto"/>
           <w:szCs w:val="20"/>
         </w:rPr>
-        <w:t xml:space="preserve">Solution Delivery &amp; Revenue Systems: </w:t>
-      </w:r>
-      <w:r>
-        <w:rPr>
-          <w:rFonts w:ascii="Arial" w:hAnsi="Arial" w:cs="Arial"/>
-          <w:b w:val="0"/>
+      </w:pPr>
+      <w:r>
+        <w:rPr>
+          <w:rFonts w:ascii="Arial" w:hAnsi="Arial" w:cs="Arial"/>
+          <w:b/>
           <w:bCs/>
-          <w:i w:val="0"/>
-          <w:color w:val="000000"/>
-          <w:szCs w:val="20"/>
-        </w:rPr>
-      </w:r>
-      <w:r>
-        <w:rPr>
-          <w:rFonts w:ascii="Arial" w:hAnsi="Arial" w:cs="Arial"/>
-          <w:b w:val="0"/>
-          <w:i w:val="0"/>
-          <w:color w:val="000000"/>
-          <w:szCs w:val="20"/>
-        </w:rPr>
-      </w:r>
-      <w:r>
-        <w:rPr>
-          <w:rFonts w:ascii="Arial" w:hAnsi="Arial" w:cs="Arial"/>
-          <w:b w:val="0"/>
-          <w:i w:val="0"/>
-          <w:color w:val="000000"/>
-          <w:szCs w:val="20"/>
-        </w:rPr>
-      </w:r>
-      <w:r>
-        <w:rPr>
-          <w:rFonts w:ascii="Arial" w:hAnsi="Arial" w:cs="Arial"/>
-          <w:b w:val="0"/>
-          <w:i w:val="0"/>
-          <w:color w:val="000000"/>
-          <w:szCs w:val="20"/>
-        </w:rPr>
-      </w:r>
-      <w:r>
-        <w:rPr>
-          <w:rFonts w:ascii="Arial" w:hAnsi="Arial" w:cs="Arial"/>
-          <w:b w:val="0"/>
-          <w:i w:val="0"/>
-          <w:color w:val="000000"/>
-          <w:szCs w:val="20"/>
-        </w:rPr>
-      </w:r>
-      <w:r>
-        <w:rPr>
-          <w:rFonts w:ascii="Arial" w:hAnsi="Arial" w:cs="Arial"/>
-          <w:b w:val="0"/>
-          <w:i w:val="0"/>
-          <w:color w:val="000000"/>
-          <w:szCs w:val="20"/>
-        </w:rPr>
-      </w:r>
-      <w:r>
-        <w:rPr>
-          <w:rFonts w:ascii="Arial" w:hAnsi="Arial" w:cs="Arial"/>
-          <w:b w:val="0"/>
-          <w:i w:val="0"/>
-          <w:color w:val="000000"/>
-          <w:szCs w:val="20"/>
-        </w:rPr>
-      </w:r>
-      <w:r>
-        <w:rPr>
-          <w:rFonts w:ascii="Arial" w:hAnsi="Arial" w:cs="Arial"/>
-          <w:b w:val="0"/>
-          <w:i w:val="0"/>
-          <w:color w:val="000000"/>
-          <w:szCs w:val="20"/>
-        </w:rPr>
-      </w:r>
-      <w:r>
-        <w:rPr>
-          <w:rFonts w:ascii="Arial" w:hAnsi="Arial" w:cs="Arial"/>
-          <w:b w:val="0"/>
-          <w:i w:val="0"/>
-          <w:color w:val="000000"/>
-          <w:szCs w:val="20"/>
-        </w:rPr>
-      </w:r>
-      <w:r>
-        <w:rPr>
-          <w:rFonts w:ascii="Arial" w:hAnsi="Arial" w:cs="Arial"/>
-          <w:b w:val="0"/>
-          <w:i w:val="0"/>
-          <w:color w:val="000000"/>
-          <w:szCs w:val="20"/>
-        </w:rPr>
-      </w:r>
-      <w:r>
-        <w:rPr>
-          <w:b w:val="0"/>
-          <w:i w:val="0"/>
-          <w:color w:val="000000"/>
-        </w:rPr>
-        <w:t>Technical Discovery, Requirements Translation, Solution Design, CRM SDLC, Business Process Design, Systems Integrations, Reporting &amp; Analytics, Governance, User Enablement &amp; Change Management</w:t>
+          <w:color w:val="auto"/>
+          <w:szCs w:val="20"/>
+        </w:rPr>
+        <w:t xml:space="preserve">Leadership &amp; Solution Delivery: </w:t>
+      </w:r>
+      <w:r>
+        <w:rPr>
+          <w:rFonts w:ascii="Arial" w:hAnsi="Arial" w:cs="Arial"/>
+          <w:color w:val="auto"/>
+          <w:szCs w:val="20"/>
+        </w:rPr>
+        <w:t>Cross-Functional Project Leadership, Technical Discovery, Requirements Translation, Solution Design, CRM SDLC, Business Process Design, Governance, User Enablement &amp; Change Management</w:t>
+      </w:r>
+    </w:p>
+    <w:p>
+      <w:pPr>
+        <w:pBdr>
+          <w:bottom w:val="single" w:sz="6" w:space="1" w:color="auto"/>
+        </w:pBdr>
+        <w:rPr>
+          <w:rFonts w:ascii="Arial" w:hAnsi="Arial" w:cs="Arial"/>
+          <w:color w:val="auto"/>
+          <w:szCs w:val="20"/>
+        </w:rPr>
+      </w:pPr>
+      <w:r>
+        <w:rPr>
+          <w:rFonts w:ascii="Arial" w:hAnsi="Arial" w:cs="Arial"/>
+          <w:b/>
+          <w:bCs/>
+          <w:color w:val="auto"/>
+          <w:szCs w:val="20"/>
+        </w:rPr>
+        <w:t xml:space="preserve">AI &amp; Technical: </w:t>
+      </w:r>
+      <w:r>
+        <w:rPr>
+          <w:rFonts w:ascii="Arial" w:hAnsi="Arial" w:cs="Arial"/>
+          <w:color w:val="auto"/>
+          <w:szCs w:val="20"/>
+        </w:rPr>
+        <w:t>AI-Enabled Revenue Workflows, Microsoft Copilot, Generative AI, JavaScript, HTML, Python, Testing &amp; Debugging</w:t>
       </w:r>
     </w:p>
     <w:p>
@@ -2074,7 +1278,7 @@
 </file>
 
 <file path=word/endnotes.xml><?xml version="1.0" encoding="utf-8"?>
-<w:endnotes xmlns:wpc="http://schemas.microsoft.com/office/word/2010/wordprocessingCanvas" xmlns:cx="http://schemas.microsoft.com/office/drawing/2014/chartex" xmlns:cx1="http://schemas.microsoft.com/office/drawing/2015/9/8/chartex" xmlns:cx2="http://schemas.microsoft.com/office/drawing/2015/10/21/chartex" xmlns:cx3="http://schemas.microsoft.com/office/drawing/2016/5/9/chartex" xmlns:cx4="http://schemas.microsoft.com/office/drawing/2016/5/10/chartex" xmlns:cx5="http://schemas.microsoft.com/office/drawing/2016/5/11/chartex" xmlns:cx6="http://schemas.microsoft.com/office/drawing/2016/5/12/chartex" xmlns:cx7="http://schemas.microsoft.com/office/drawing/2016/5/13/chartex" xmlns:cx8="http://schemas.microsoft.com/office/drawing/2016/5/14/chartex" xmlns:mc="http://schemas.openxmlformats.org/markup-compatibility/2006" xmlns:aink="http://schemas.microsoft.com/office/drawing/2016/ink" xmlns:am3d="http://schemas.microsoft.com/office/drawing/2017/model3d" xmlns:o="urn:schemas-microsoft-com:office:office" xmlns:oel="http://schemas.microsoft.com/office/2019/extlst" xmlns:r="http://schemas.openxmlformats.org/officeDocument/2006/relationships" xmlns:m="http://schemas.openxmlformats.org/officeDocument/2006/math" xmlns:v="urn:schemas-microsoft-com:vml" xmlns:wp14="http://schemas.microsoft.com/office/word/2010/wordprocessingDrawing" xmlns:wp="http://schemas.openxmlformats.org/drawingml/2006/wordprocessingDrawing" xmlns:w10="urn:schemas-microsoft-com:office:word" xmlns:w="http://schemas.openxmlformats.org/wordprocessingml/2006/main" xmlns:w14="http://schemas.microsoft.com/office/word/2010/wordml" xmlns:w15="http://schemas.microsoft.com/office/word/2012/wordml" xmlns:w16cei="http://schemas.microsoft.com/office/word/2026/wordml/cei" xmlns:w16cex="http://schemas.microsoft.com/office/word/2018/wordml/cex" xmlns:w16cid="http://schemas.microsoft.com/office/word/2016/wordml/cid" xmlns:w16="http://schemas.microsoft.com/office/word/2018/wordml" xmlns:w16du="http://schemas.microsoft.com/office/word/2023/wordml/word16du" xmlns:w16sdtdh="http://schemas.microsoft.com/office/word/2020/wordml/sdtdatahash" xmlns:w16sdtfl="http://schemas.microsoft.com/office/word/2024/wordml/sdtformatlock" xmlns:w16se="http://schemas.microsoft.com/office/word/2015/wordml/symex" xmlns:wpg="http://schemas.microsoft.com/office/word/2010/wordprocessingGroup" xmlns:wpi="http://schemas.microsoft.com/office/word/2010/wordprocessingInk" xmlns:wne="http://schemas.microsoft.com/office/word/2006/wordml" xmlns:wps="http://schemas.microsoft.com/office/word/2010/wordprocessingShape" mc:Ignorable="w14 w15 w16se w16cid w16 w16cex w16sdtdh w16sdtfl w16du wp14">
+<w:endnotes xmlns:wpc="http://schemas.microsoft.com/office/word/2010/wordprocessingCanvas" xmlns:cx="http://schemas.microsoft.com/office/drawing/2014/chartex" xmlns:cx1="http://schemas.microsoft.com/office/drawing/2015/9/8/chartex" xmlns:cx2="http://schemas.microsoft.com/office/drawing/2015/10/21/chartex" xmlns:cx3="http://schemas.microsoft.com/office/drawing/2016/5/9/chartex" xmlns:cx4="http://schemas.microsoft.com/office/drawing/2016/5/10/chartex" xmlns:cx5="http://schemas.microsoft.com/office/drawing/2016/5/11/chartex" xmlns:cx6="http://schemas.microsoft.com/office/drawing/2016/5/12/chartex" xmlns:cx7="http://schemas.microsoft.com/office/drawing/2016/5/13/chartex" xmlns:cx8="http://schemas.microsoft.com/office/drawing/2016/5/14/chartex" xmlns:mc="http://schemas.openxmlformats.org/markup-compatibility/2006" xmlns:aink="http://schemas.microsoft.com/office/drawing/2016/ink" xmlns:am3d="http://schemas.microsoft.com/office/drawing/2017/model3d" xmlns:o="urn:schemas-microsoft-com:office:office" xmlns:oel="http://schemas.microsoft.com/office/2019/extlst" xmlns:r="http://schemas.openxmlformats.org/officeDocument/2006/relationships" xmlns:m="http://schemas.openxmlformats.org/officeDocument/2006/math" xmlns:v="urn:schemas-microsoft-com:vml" xmlns:wp14="http://schemas.microsoft.com/office/word/2010/wordprocessingDrawing" xmlns:wp="http://schemas.openxmlformats.org/drawingml/2006/wordprocessingDrawing" xmlns:w10="urn:schemas-microsoft-com:office:word" xmlns:w="http://schemas.openxmlformats.org/wordprocessingml/2006/main" xmlns:w14="http://schemas.microsoft.com/office/word/2010/wordml" xmlns:w15="http://schemas.microsoft.com/office/word/2012/wordml" xmlns:w16cex="http://schemas.microsoft.com/office/word/2018/wordml/cex" xmlns:w16cid="http://schemas.microsoft.com/office/word/2016/wordml/cid" xmlns:w16="http://schemas.microsoft.com/office/word/2018/wordml" xmlns:w16du="http://schemas.microsoft.com/office/word/2023/wordml/word16du" xmlns:w16sdtdh="http://schemas.microsoft.com/office/word/2020/wordml/sdtdatahash" xmlns:w16sdtfl="http://schemas.microsoft.com/office/word/2024/wordml/sdtformatlock" xmlns:w16se="http://schemas.microsoft.com/office/word/2015/wordml/symex" xmlns:wpg="http://schemas.microsoft.com/office/word/2010/wordprocessingGroup" xmlns:wpi="http://schemas.microsoft.com/office/word/2010/wordprocessingInk" xmlns:wne="http://schemas.microsoft.com/office/word/2006/wordml" xmlns:wps="http://schemas.microsoft.com/office/word/2010/wordprocessingShape" mc:Ignorable="w14 w15 w16se w16cid w16 w16cex w16sdtdh w16sdtfl w16du wp14">
   <w:endnote w:type="separator" w:id="-1">
     <w:p>
       <w:r>
@@ -2096,7 +1300,7 @@
 </file>
 
 <file path=word/footnotes.xml><?xml version="1.0" encoding="utf-8"?>
-<w:footnotes xmlns:wpc="http://schemas.microsoft.com/office/word/2010/wordprocessingCanvas" xmlns:cx="http://schemas.microsoft.com/office/drawing/2014/chartex" xmlns:cx1="http://schemas.microsoft.com/office/drawing/2015/9/8/chartex" xmlns:cx2="http://schemas.microsoft.com/office/drawing/2015/10/21/chartex" xmlns:cx3="http://schemas.microsoft.com/office/drawing/2016/5/9/chartex" xmlns:cx4="http://schemas.microsoft.com/office/drawing/2016/5/10/chartex" xmlns:cx5="http://schemas.microsoft.com/office/drawing/2016/5/11/chartex" xmlns:cx6="http://schemas.microsoft.com/office/drawing/2016/5/12/chartex" xmlns:cx7="http://schemas.microsoft.com/office/drawing/2016/5/13/chartex" xmlns:cx8="http://schemas.microsoft.com/office/drawing/2016/5/14/chartex" xmlns:mc="http://schemas.openxmlformats.org/markup-compatibility/2006" xmlns:aink="http://schemas.microsoft.com/office/drawing/2016/ink" xmlns:am3d="http://schemas.microsoft.com/office/drawing/2017/model3d" xmlns:o="urn:schemas-microsoft-com:office:office" xmlns:oel="http://schemas.microsoft.com/office/2019/extlst" xmlns:r="http://schemas.openxmlformats.org/officeDocument/2006/relationships" xmlns:m="http://schemas.openxmlformats.org/officeDocument/2006/math" xmlns:v="urn:schemas-microsoft-com:vml" xmlns:wp14="http://schemas.microsoft.com/office/word/2010/wordprocessingDrawing" xmlns:wp="http://schemas.openxmlformats.org/drawingml/2006/wordprocessingDrawing" xmlns:w10="urn:schemas-microsoft-com:office:word" xmlns:w="http://schemas.openxmlformats.org/wordprocessingml/2006/main" xmlns:w14="http://schemas.microsoft.com/office/word/2010/wordml" xmlns:w15="http://schemas.microsoft.com/office/word/2012/wordml" xmlns:w16cei="http://schemas.microsoft.com/office/word/2026/wordml/cei" xmlns:w16cex="http://schemas.microsoft.com/office/word/2018/wordml/cex" xmlns:w16cid="http://schemas.microsoft.com/office/word/2016/wordml/cid" xmlns:w16="http://schemas.microsoft.com/office/word/2018/wordml" xmlns:w16du="http://schemas.microsoft.com/office/word/2023/wordml/word16du" xmlns:w16sdtdh="http://schemas.microsoft.com/office/word/2020/wordml/sdtdatahash" xmlns:w16sdtfl="http://schemas.microsoft.com/office/word/2024/wordml/sdtformatlock" xmlns:w16se="http://schemas.microsoft.com/office/word/2015/wordml/symex" xmlns:wpg="http://schemas.microsoft.com/office/word/2010/wordprocessingGroup" xmlns:wpi="http://schemas.microsoft.com/office/word/2010/wordprocessingInk" xmlns:wne="http://schemas.microsoft.com/office/word/2006/wordml" xmlns:wps="http://schemas.microsoft.com/office/word/2010/wordprocessingShape" mc:Ignorable="w14 w15 w16se w16cid w16 w16cex w16sdtdh w16sdtfl w16du wp14">
+<w:footnotes xmlns:wpc="http://schemas.microsoft.com/office/word/2010/wordprocessingCanvas" xmlns:cx="http://schemas.microsoft.com/office/drawing/2014/chartex" xmlns:cx1="http://schemas.microsoft.com/office/drawing/2015/9/8/chartex" xmlns:cx2="http://schemas.microsoft.com/office/drawing/2015/10/21/chartex" xmlns:cx3="http://schemas.microsoft.com/office/drawing/2016/5/9/chartex" xmlns:cx4="http://schemas.microsoft.com/office/drawing/2016/5/10/chartex" xmlns:cx5="http://schemas.microsoft.com/office/drawing/2016/5/11/chartex" xmlns:cx6="http://schemas.microsoft.com/office/drawing/2016/5/12/chartex" xmlns:cx7="http://schemas.microsoft.com/office/drawing/2016/5/13/chartex" xmlns:cx8="http://schemas.microsoft.com/office/drawing/2016/5/14/chartex" xmlns:mc="http://schemas.openxmlformats.org/markup-compatibility/2006" xmlns:aink="http://schemas.microsoft.com/office/drawing/2016/ink" xmlns:am3d="http://schemas.microsoft.com/office/drawing/2017/model3d" xmlns:o="urn:schemas-microsoft-com:office:office" xmlns:oel="http://schemas.microsoft.com/office/2019/extlst" xmlns:r="http://schemas.openxmlformats.org/officeDocument/2006/relationships" xmlns:m="http://schemas.openxmlformats.org/officeDocument/2006/math" xmlns:v="urn:schemas-microsoft-com:vml" xmlns:wp14="http://schemas.microsoft.com/office/word/2010/wordprocessingDrawing" xmlns:wp="http://schemas.openxmlformats.org/drawingml/2006/wordprocessingDrawing" xmlns:w10="urn:schemas-microsoft-com:office:word" xmlns:w="http://schemas.openxmlformats.org/wordprocessingml/2006/main" xmlns:w14="http://schemas.microsoft.com/office/word/2010/wordml" xmlns:w15="http://schemas.microsoft.com/office/word/2012/wordml" xmlns:w16cex="http://schemas.microsoft.com/office/word/2018/wordml/cex" xmlns:w16cid="http://schemas.microsoft.com/office/word/2016/wordml/cid" xmlns:w16="http://schemas.microsoft.com/office/word/2018/wordml" xmlns:w16du="http://schemas.microsoft.com/office/word/2023/wordml/word16du" xmlns:w16sdtdh="http://schemas.microsoft.com/office/word/2020/wordml/sdtdatahash" xmlns:w16sdtfl="http://schemas.microsoft.com/office/word/2024/wordml/sdtformatlock" xmlns:w16se="http://schemas.microsoft.com/office/word/2015/wordml/symex" xmlns:wpg="http://schemas.microsoft.com/office/word/2010/wordprocessingGroup" xmlns:wpi="http://schemas.microsoft.com/office/word/2010/wordprocessingInk" xmlns:wne="http://schemas.microsoft.com/office/word/2006/wordml" xmlns:wps="http://schemas.microsoft.com/office/word/2010/wordprocessingShape" mc:Ignorable="w14 w15 w16se w16cid w16 w16cex w16sdtdh w16sdtfl w16du wp14">
   <w:footnote w:type="separator" w:id="-1">
     <w:p>
       <w:r>
@@ -2118,7 +1322,7 @@
 </file>
 
 <file path=word/numbering.xml><?xml version="1.0" encoding="utf-8"?>
-<w:numbering xmlns:wpc="http://schemas.microsoft.com/office/word/2010/wordprocessingCanvas" xmlns:cx="http://schemas.microsoft.com/office/drawing/2014/chartex" xmlns:cx1="http://schemas.microsoft.com/office/drawing/2015/9/8/chartex" xmlns:cx2="http://schemas.microsoft.com/office/drawing/2015/10/21/chartex" xmlns:cx3="http://schemas.microsoft.com/office/drawing/2016/5/9/chartex" xmlns:cx4="http://schemas.microsoft.com/office/drawing/2016/5/10/chartex" xmlns:cx5="http://schemas.microsoft.com/office/drawing/2016/5/11/chartex" xmlns:cx6="http://schemas.microsoft.com/office/drawing/2016/5/12/chartex" xmlns:cx7="http://schemas.microsoft.com/office/drawing/2016/5/13/chartex" xmlns:cx8="http://schemas.microsoft.com/office/drawing/2016/5/14/chartex" xmlns:mc="http://schemas.openxmlformats.org/markup-compatibility/2006" xmlns:aink="http://schemas.microsoft.com/office/drawing/2016/ink" xmlns:am3d="http://schemas.microsoft.com/office/drawing/2017/model3d" xmlns:o="urn:schemas-microsoft-com:office:office" xmlns:oel="http://schemas.microsoft.com/office/2019/extlst" xmlns:r="http://schemas.openxmlformats.org/officeDocument/2006/relationships" xmlns:m="http://schemas.openxmlformats.org/officeDocument/2006/math" xmlns:v="urn:schemas-microsoft-com:vml" xmlns:wp14="http://schemas.microsoft.com/office/word/2010/wordprocessingDrawing" xmlns:wp="http://schemas.openxmlformats.org/drawingml/2006/wordprocessingDrawing" xmlns:w10="urn:schemas-microsoft-com:office:word" xmlns:w="http://schemas.openxmlformats.org/wordprocessingml/2006/main" xmlns:w14="http://schemas.microsoft.com/office/word/2010/wordml" xmlns:w15="http://schemas.microsoft.com/office/word/2012/wordml" xmlns:w16cei="http://schemas.microsoft.com/office/word/2026/wordml/cei" xmlns:w16cex="http://schemas.microsoft.com/office/word/2018/wordml/cex" xmlns:w16cid="http://schemas.microsoft.com/office/word/2016/wordml/cid" xmlns:w16="http://schemas.microsoft.com/office/word/2018/wordml" xmlns:w16du="http://schemas.microsoft.com/office/word/2023/wordml/word16du" xmlns:w16sdtdh="http://schemas.microsoft.com/office/word/2020/wordml/sdtdatahash" xmlns:w16sdtfl="http://schemas.microsoft.com/office/word/2024/wordml/sdtformatlock" xmlns:w16se="http://schemas.microsoft.com/office/word/2015/wordml/symex" xmlns:wpg="http://schemas.microsoft.com/office/word/2010/wordprocessingGroup" xmlns:wpi="http://schemas.microsoft.com/office/word/2010/wordprocessingInk" xmlns:wne="http://schemas.microsoft.com/office/word/2006/wordml" xmlns:wps="http://schemas.microsoft.com/office/word/2010/wordprocessingShape" mc:Ignorable="w14 w15 w16se w16cid w16 w16cex w16sdtdh w16sdtfl w16du wp14">
+<w:numbering xmlns:wpc="http://schemas.microsoft.com/office/word/2010/wordprocessingCanvas" xmlns:cx="http://schemas.microsoft.com/office/drawing/2014/chartex" xmlns:cx1="http://schemas.microsoft.com/office/drawing/2015/9/8/chartex" xmlns:cx2="http://schemas.microsoft.com/office/drawing/2015/10/21/chartex" xmlns:cx3="http://schemas.microsoft.com/office/drawing/2016/5/9/chartex" xmlns:cx4="http://schemas.microsoft.com/office/drawing/2016/5/10/chartex" xmlns:cx5="http://schemas.microsoft.com/office/drawing/2016/5/11/chartex" xmlns:cx6="http://schemas.microsoft.com/office/drawing/2016/5/12/chartex" xmlns:cx7="http://schemas.microsoft.com/office/drawing/2016/5/13/chartex" xmlns:cx8="http://schemas.microsoft.com/office/drawing/2016/5/14/chartex" xmlns:mc="http://schemas.openxmlformats.org/markup-compatibility/2006" xmlns:aink="http://schemas.microsoft.com/office/drawing/2016/ink" xmlns:am3d="http://schemas.microsoft.com/office/drawing/2017/model3d" xmlns:o="urn:schemas-microsoft-com:office:office" xmlns:oel="http://schemas.microsoft.com/office/2019/extlst" xmlns:r="http://schemas.openxmlformats.org/officeDocument/2006/relationships" xmlns:m="http://schemas.openxmlformats.org/officeDocument/2006/math" xmlns:v="urn:schemas-microsoft-com:vml" xmlns:wp14="http://schemas.microsoft.com/office/word/2010/wordprocessingDrawing" xmlns:wp="http://schemas.openxmlformats.org/drawingml/2006/wordprocessingDrawing" xmlns:w10="urn:schemas-microsoft-com:office:word" xmlns:w="http://schemas.openxmlformats.org/wordprocessingml/2006/main" xmlns:w14="http://schemas.microsoft.com/office/word/2010/wordml" xmlns:w15="http://schemas.microsoft.com/office/word/2012/wordml" xmlns:w16cex="http://schemas.microsoft.com/office/word/2018/wordml/cex" xmlns:w16cid="http://schemas.microsoft.com/office/word/2016/wordml/cid" xmlns:w16="http://schemas.microsoft.com/office/word/2018/wordml" xmlns:w16du="http://schemas.microsoft.com/office/word/2023/wordml/word16du" xmlns:w16sdtdh="http://schemas.microsoft.com/office/word/2020/wordml/sdtdatahash" xmlns:w16sdtfl="http://schemas.microsoft.com/office/word/2024/wordml/sdtformatlock" xmlns:w16se="http://schemas.microsoft.com/office/word/2015/wordml/symex" xmlns:wpg="http://schemas.microsoft.com/office/word/2010/wordprocessingGroup" xmlns:wpi="http://schemas.microsoft.com/office/word/2010/wordprocessingInk" xmlns:wne="http://schemas.microsoft.com/office/word/2006/wordml" xmlns:wps="http://schemas.microsoft.com/office/word/2010/wordprocessingShape" mc:Ignorable="w14 w15 w16se w16cid w16 w16cex w16sdtdh w16sdtfl w16du wp14">
   <w:numPicBullet w:numPicBulletId="0">
     <w:pict>
       <v:shapetype id="_x0000_t75" coordsize="21600,21600" o:spt="75" o:preferrelative="t" path="m@4@5l@4@11@9@11@9@5xe" filled="f" stroked="f">
@@ -6502,19 +5706,6 @@
 </file>
 
 <file path=customXml/item1.xml><?xml version="1.0" encoding="utf-8"?>
-<?mso-contentType ?>
-<FormTemplates xmlns="http://schemas.microsoft.com/sharepoint/v3/contenttype/forms">
-  <Display>DocumentLibraryForm</Display>
-  <Edit>DocumentLibraryForm</Edit>
-  <New>DocumentLibraryForm</New>
-</FormTemplates>
-</file>
-
-<file path=customXml/item2.xml><?xml version="1.0" encoding="utf-8"?>
-<b:Sources xmlns:b="http://schemas.openxmlformats.org/officeDocument/2006/bibliography" xmlns="http://schemas.openxmlformats.org/officeDocument/2006/bibliography" SelectedStyle="/APASixthEditionOfficeOnline.xsl" StyleName="APA" Version="6"/>
-</file>
-
-<file path=customXml/item3.xml><?xml version="1.0" encoding="utf-8"?>
 <p:properties xmlns:p="http://schemas.microsoft.com/office/2006/metadata/properties" xmlns:xsi="http://www.w3.org/2001/XMLSchema-instance" xmlns:pc="http://schemas.microsoft.com/office/infopath/2007/PartnerControls">
   <documentManagement>
     <_ip_UnifiedCompliancePolicyUIAction xmlns="http://schemas.microsoft.com/sharepoint/v3" xsi:nil="true"/>
@@ -6532,6 +5723,19 @@
     <MediaServiceKeyPoints xmlns="71af3243-3dd4-4a8d-8c0d-dd76da1f02a5" xsi:nil="true"/>
   </documentManagement>
 </p:properties>
+</file>
+
+<file path=customXml/item2.xml><?xml version="1.0" encoding="utf-8"?>
+<b:Sources xmlns:b="http://schemas.openxmlformats.org/officeDocument/2006/bibliography" xmlns="http://schemas.openxmlformats.org/officeDocument/2006/bibliography" SelectedStyle="/APASixthEditionOfficeOnline.xsl" StyleName="APA" Version="6"/>
+</file>
+
+<file path=customXml/item3.xml><?xml version="1.0" encoding="utf-8"?>
+<?mso-contentType ?>
+<FormTemplates xmlns="http://schemas.microsoft.com/sharepoint/v3/contenttype/forms">
+  <Display>DocumentLibraryForm</Display>
+  <Edit>DocumentLibraryForm</Edit>
+  <New>DocumentLibraryForm</New>
+</FormTemplates>
 </file>
 
 <file path=customXml/item4.xml><?xml version="1.0" encoding="utf-8"?>
@@ -6853,9 +6057,13 @@
 </file>
 
 <file path=customXml/itemProps1.xml><?xml version="1.0" encoding="utf-8"?>
-<ds:datastoreItem xmlns:ds="http://schemas.openxmlformats.org/officeDocument/2006/customXml" ds:itemID="{FAF0C58B-8846-4D73-A223-D49B330DCAB4}">
+<ds:datastoreItem xmlns:ds="http://schemas.openxmlformats.org/officeDocument/2006/customXml" ds:itemID="{9FB6E751-5A79-4D4D-9479-98CED2519017}">
   <ds:schemaRefs>
-    <ds:schemaRef ds:uri="http://schemas.microsoft.com/sharepoint/v3/contenttype/forms"/>
+    <ds:schemaRef ds:uri="http://schemas.microsoft.com/office/2006/metadata/properties"/>
+    <ds:schemaRef ds:uri="http://schemas.microsoft.com/office/infopath/2007/PartnerControls"/>
+    <ds:schemaRef ds:uri="http://schemas.microsoft.com/sharepoint/v3"/>
+    <ds:schemaRef ds:uri="71af3243-3dd4-4a8d-8c0d-dd76da1f02a5"/>
+    <ds:schemaRef ds:uri="230e9df3-be65-4c73-a93b-d1236ebd677e"/>
   </ds:schemaRefs>
 </ds:datastoreItem>
 </file>
@@ -6869,13 +6077,9 @@
 </file>
 
 <file path=customXml/itemProps3.xml><?xml version="1.0" encoding="utf-8"?>
-<ds:datastoreItem xmlns:ds="http://schemas.openxmlformats.org/officeDocument/2006/customXml" ds:itemID="{9FB6E751-5A79-4D4D-9479-98CED2519017}">
+<ds:datastoreItem xmlns:ds="http://schemas.openxmlformats.org/officeDocument/2006/customXml" ds:itemID="{FAF0C58B-8846-4D73-A223-D49B330DCAB4}">
   <ds:schemaRefs>
-    <ds:schemaRef ds:uri="http://schemas.microsoft.com/office/2006/metadata/properties"/>
-    <ds:schemaRef ds:uri="http://schemas.microsoft.com/office/infopath/2007/PartnerControls"/>
-    <ds:schemaRef ds:uri="http://schemas.microsoft.com/sharepoint/v3"/>
-    <ds:schemaRef ds:uri="71af3243-3dd4-4a8d-8c0d-dd76da1f02a5"/>
-    <ds:schemaRef ds:uri="230e9df3-be65-4c73-a93b-d1236ebd677e"/>
+    <ds:schemaRef ds:uri="http://schemas.microsoft.com/sharepoint/v3/contenttype/forms"/>
   </ds:schemaRefs>
 </ds:datastoreItem>
 </file>

--- a/assets/Ryan_Anderson_Resume.docx
+++ b/assets/Ryan_Anderson_Resume.docx
@@ -410,7 +410,15 @@
           <w:color w:val="auto"/>
           <w:szCs w:val="20"/>
         </w:rPr>
-        <w:t>Lead adoption of AI-enabled revenue workflows and seller-facing capabilities while using generative AI to accelerate process design, automation, prototyping, analysis, and technical delivery.</w:t>
+        <w:t>Lead adoption of AI-enabled revenue workflows and seller-facing capabilities, including enterprise Copilot initiatives, while using generative AI to accelerate process design, automation, prototyping, analysis, and technical delivery</w:t>
+      </w:r>
+      <w:r>
+        <w:rPr>
+          <w:rFonts w:ascii="Arial" w:hAnsi="Arial" w:cs="Arial"/>
+          <w:color w:val="auto"/>
+          <w:szCs w:val="20"/>
+        </w:rPr>
+        <w:t>.</w:t>
       </w:r>
     </w:p>
     <w:p>
@@ -420,7 +428,7 @@
           <w:ilvl w:val="0"/>
           <w:numId w:val="36"/>
         </w:numPr>
-        <w:spacing w:after="80"/>
+        <w:spacing w:before="80"/>
         <w:ind w:left="432" w:hanging="288"/>
         <w:contextualSpacing w:val="0"/>
         <w:rPr>
@@ -435,20 +443,12 @@
           <w:color w:val="auto"/>
           <w:szCs w:val="20"/>
         </w:rPr>
-        <w:t>Own governance and optimization across the broader revenue technology ecosystem, managing CRM integrations, sales technology vendors, data continuity, user adoption, and interconnected GTM workflows.</w:t>
-      </w:r>
-      <w:r>
-        <w:rPr>
-          <w:rFonts w:ascii="Arial" w:hAnsi="Arial" w:cs="Arial"/>
-          <w:color w:val="auto"/>
-          <w:szCs w:val="20"/>
-        </w:rPr>
-        <w:t>.</w:t>
+        <w:t>Own CRM governance, platform optimization, and user enablement across a 600+ user revenue organization, supporting adoption, data quality, scalable workflows, and coordinated GTM processes.</w:t>
       </w:r>
     </w:p>
     <w:p>
       <w:pPr>
-        <w:spacing w:before="600"/>
+        <w:spacing w:before="120"/>
         <w:rPr>
           <w:rFonts w:ascii="Arial" w:hAnsi="Arial" w:cs="Arial"/>
           <w:color w:val="auto"/>
@@ -718,7 +718,7 @@
     </w:p>
     <w:p>
       <w:pPr>
-        <w:spacing w:before="600"/>
+        <w:spacing w:before="120"/>
         <w:rPr>
           <w:rFonts w:ascii="Arial" w:hAnsi="Arial" w:cs="Arial"/>
           <w:color w:val="auto"/>
@@ -849,40 +849,6 @@
           <w:color w:val="auto"/>
           <w:szCs w:val="20"/>
         </w:rPr>
-        <w:lastRenderedPageBreak/>
-        <w:t>Managed CRM data migration for an acquired company, moving tens of thousands of records into Salesforce through mapping, cleansing, transformation, and validation while redesigning the data model to prevent overlap with legacy users and data</w:t>
-      </w:r>
-      <w:r>
-        <w:rPr>
-          <w:rFonts w:ascii="Arial" w:hAnsi="Arial" w:cs="Arial"/>
-          <w:color w:val="auto"/>
-          <w:szCs w:val="20"/>
-        </w:rPr>
-        <w:t>.</w:t>
-      </w:r>
-    </w:p>
-    <w:p>
-      <w:pPr>
-        <w:pStyle w:val="ListParagraph"/>
-        <w:numPr>
-          <w:ilvl w:val="0"/>
-          <w:numId w:val="31"/>
-        </w:numPr>
-        <w:spacing w:after="80"/>
-        <w:ind w:left="432" w:hanging="288"/>
-        <w:contextualSpacing w:val="0"/>
-        <w:rPr>
-          <w:rFonts w:ascii="Arial" w:hAnsi="Arial" w:cs="Arial"/>
-          <w:color w:val="auto"/>
-          <w:szCs w:val="20"/>
-        </w:rPr>
-      </w:pPr>
-      <w:r>
-        <w:rPr>
-          <w:rFonts w:ascii="Arial" w:hAnsi="Arial" w:cs="Arial"/>
-          <w:color w:val="auto"/>
-          <w:szCs w:val="20"/>
-        </w:rPr>
         <w:t>Designed and built a custom Salesforce application to track M&amp;A corporate strategy efforts, improving structured data capture and executive visibility across multiple acquisition targets</w:t>
       </w:r>
       <w:r>
@@ -981,27 +947,29 @@
         <w:spacing w:after="120"/>
         <w:rPr>
           <w:rFonts w:ascii="Arial" w:hAnsi="Arial" w:cs="Arial"/>
-          <w:color w:val="auto"/>
-          <w:szCs w:val="20"/>
-        </w:rPr>
-      </w:pPr>
-      <w:r>
-        <w:rPr>
-          <w:rFonts w:ascii="Arial" w:hAnsi="Arial" w:cs="Arial"/>
           <w:b/>
           <w:bCs/>
           <w:color w:val="auto"/>
           <w:szCs w:val="20"/>
         </w:rPr>
-        <w:t>Revenue Operations &amp; GTM Systems:</w:t>
-      </w:r>
-      <w:r>
-        <w:rPr>
-          <w:rFonts w:ascii="Arial" w:hAnsi="Arial" w:cs="Arial"/>
-          <w:color w:val="auto"/>
-          <w:szCs w:val="20"/>
-        </w:rPr>
-        <w:t xml:space="preserve"> Revenue Lifecycle Strategy, Funnel &amp; Process Optimization, GTM Systems Administration, Workflow Automation, Systems Integrations, Revenue Reporting &amp; Analytics</w:t>
+      </w:pPr>
+      <w:r>
+        <w:rPr>
+          <w:rFonts w:ascii="Arial" w:hAnsi="Arial" w:cs="Arial"/>
+          <w:b/>
+          <w:bCs/>
+          <w:color w:val="auto"/>
+          <w:szCs w:val="20"/>
+        </w:rPr>
+        <w:t xml:space="preserve">Revenue Operations &amp; GTM Systems: </w:t>
+      </w:r>
+      <w:r>
+        <w:rPr>
+          <w:rFonts w:ascii="Arial" w:hAnsi="Arial" w:cs="Arial"/>
+          <w:color w:val="auto"/>
+          <w:szCs w:val="20"/>
+        </w:rPr>
+        <w:t>Revenue Lifecycle Strategy, Funnel &amp; Process Optimization, GTM Systems Administration, Workflow Automation, Systems Integrations, Revenue Reporting &amp; Analytics</w:t>
       </w:r>
     </w:p>
     <w:p>
@@ -1034,7 +1002,7 @@
           <w:color w:val="auto"/>
           <w:szCs w:val="20"/>
         </w:rPr>
-        <w:t>Salesforce Sales Cloud &amp; Experience Cloud, Microsoft Dynamics 365 Sales, Dataverse, Power Platform, Salesforce Flow, Power Automate, Model-Driven Apps, Custom Data Modeling</w:t>
+        <w:t>Salesforce Sales Cloud, Salesforce Experience Cloud, Microsoft Dynamics 365 Sales, Dataverse, Power Platform, Salesforce Flow, Power Automate, Model-Driven Apps, Custom Data Modeling</w:t>
       </w:r>
     </w:p>
     <w:p>
@@ -1059,15 +1027,15 @@
           <w:color w:val="auto"/>
           <w:szCs w:val="20"/>
         </w:rPr>
-        <w:t xml:space="preserve">Leadership &amp; Solution Delivery: </w:t>
-      </w:r>
-      <w:r>
-        <w:rPr>
-          <w:rFonts w:ascii="Arial" w:hAnsi="Arial" w:cs="Arial"/>
-          <w:color w:val="auto"/>
-          <w:szCs w:val="20"/>
-        </w:rPr>
-        <w:t>Cross-Functional Project Leadership, Technical Discovery, Requirements Translation, Solution Design, CRM SDLC, Business Process Design, Governance, User Enablement &amp; Change Management</w:t>
+        <w:t xml:space="preserve">GTM Technology &amp; Analytics: </w:t>
+      </w:r>
+      <w:r>
+        <w:rPr>
+          <w:rFonts w:ascii="Arial" w:hAnsi="Arial" w:cs="Arial"/>
+          <w:color w:val="auto"/>
+          <w:szCs w:val="20"/>
+        </w:rPr>
+        <w:t>Salesloft, ZoomInfo, Lusha, LinkedIn Sales Navigator, Power BI, Microsoft Copilot</w:t>
       </w:r>
     </w:p>
     <w:p>
@@ -1075,13 +1043,7 @@
         <w:pBdr>
           <w:bottom w:val="single" w:sz="6" w:space="1" w:color="auto"/>
         </w:pBdr>
-        <w:rPr>
-          <w:rFonts w:ascii="Arial" w:hAnsi="Arial" w:cs="Arial"/>
-          <w:color w:val="auto"/>
-          <w:szCs w:val="20"/>
-        </w:rPr>
-      </w:pPr>
-      <w:r>
+        <w:spacing w:after="120"/>
         <w:rPr>
           <w:rFonts w:ascii="Arial" w:hAnsi="Arial" w:cs="Arial"/>
           <w:b/>
@@ -1089,6 +1051,45 @@
           <w:color w:val="auto"/>
           <w:szCs w:val="20"/>
         </w:rPr>
+      </w:pPr>
+      <w:r>
+        <w:rPr>
+          <w:rFonts w:ascii="Arial" w:hAnsi="Arial" w:cs="Arial"/>
+          <w:b/>
+          <w:bCs/>
+          <w:color w:val="auto"/>
+          <w:szCs w:val="20"/>
+        </w:rPr>
+        <w:t xml:space="preserve">Leadership &amp; Solution Delivery: </w:t>
+      </w:r>
+      <w:r>
+        <w:rPr>
+          <w:rFonts w:ascii="Arial" w:hAnsi="Arial" w:cs="Arial"/>
+          <w:color w:val="auto"/>
+          <w:szCs w:val="20"/>
+        </w:rPr>
+        <w:t>Cross-Functional Project Leadership, Technical Discovery, Requirements Translation, Solution Design, CRM SDLC, Business Process Design, Governance, User Enablement &amp; Change Management</w:t>
+      </w:r>
+    </w:p>
+    <w:p>
+      <w:pPr>
+        <w:pBdr>
+          <w:bottom w:val="single" w:sz="6" w:space="1" w:color="auto"/>
+        </w:pBdr>
+        <w:rPr>
+          <w:rFonts w:ascii="Arial" w:hAnsi="Arial" w:cs="Arial"/>
+          <w:color w:val="auto"/>
+          <w:szCs w:val="20"/>
+        </w:rPr>
+      </w:pPr>
+      <w:r>
+        <w:rPr>
+          <w:rFonts w:ascii="Arial" w:hAnsi="Arial" w:cs="Arial"/>
+          <w:b/>
+          <w:bCs/>
+          <w:color w:val="auto"/>
+          <w:szCs w:val="20"/>
+        </w:rPr>
         <w:t xml:space="preserve">AI &amp; Technical: </w:t>
       </w:r>
       <w:r>
@@ -1097,7 +1098,7 @@
           <w:color w:val="auto"/>
           <w:szCs w:val="20"/>
         </w:rPr>
-        <w:t>AI-Enabled Revenue Workflows, Microsoft Copilot, Generative AI, JavaScript, HTML, Python, Testing &amp; Debugging</w:t>
+        <w:t>AI-Enabled Revenue Workflows, Generative AI, JavaScript, HTML, Python, Testing &amp; Debugging</w:t>
       </w:r>
     </w:p>
     <w:p>
@@ -5706,30 +5707,6 @@
 </file>
 
 <file path=customXml/item1.xml><?xml version="1.0" encoding="utf-8"?>
-<p:properties xmlns:p="http://schemas.microsoft.com/office/2006/metadata/properties" xmlns:xsi="http://www.w3.org/2001/XMLSchema-instance" xmlns:pc="http://schemas.microsoft.com/office/infopath/2007/PartnerControls">
-  <documentManagement>
-    <_ip_UnifiedCompliancePolicyUIAction xmlns="http://schemas.microsoft.com/sharepoint/v3" xsi:nil="true"/>
-    <Image xmlns="71af3243-3dd4-4a8d-8c0d-dd76da1f02a5">
-      <Url xsi:nil="true"/>
-      <Description xsi:nil="true"/>
-    </Image>
-    <Status xmlns="71af3243-3dd4-4a8d-8c0d-dd76da1f02a5">Not started</Status>
-    <Background xmlns="71af3243-3dd4-4a8d-8c0d-dd76da1f02a5">false</Background>
-    <_ip_UnifiedCompliancePolicyProperties xmlns="http://schemas.microsoft.com/sharepoint/v3" xsi:nil="true"/>
-    <ImageTagsTaxHTField xmlns="71af3243-3dd4-4a8d-8c0d-dd76da1f02a5">
-      <Terms xmlns="http://schemas.microsoft.com/office/infopath/2007/PartnerControls"/>
-    </ImageTagsTaxHTField>
-    <TaxCatchAll xmlns="230e9df3-be65-4c73-a93b-d1236ebd677e" xsi:nil="true"/>
-    <MediaServiceKeyPoints xmlns="71af3243-3dd4-4a8d-8c0d-dd76da1f02a5" xsi:nil="true"/>
-  </documentManagement>
-</p:properties>
-</file>
-
-<file path=customXml/item2.xml><?xml version="1.0" encoding="utf-8"?>
-<b:Sources xmlns:b="http://schemas.openxmlformats.org/officeDocument/2006/bibliography" xmlns="http://schemas.openxmlformats.org/officeDocument/2006/bibliography" SelectedStyle="/APASixthEditionOfficeOnline.xsl" StyleName="APA" Version="6"/>
-</file>
-
-<file path=customXml/item3.xml><?xml version="1.0" encoding="utf-8"?>
 <?mso-contentType ?>
 <FormTemplates xmlns="http://schemas.microsoft.com/sharepoint/v3/contenttype/forms">
   <Display>DocumentLibraryForm</Display>
@@ -5738,7 +5715,7 @@
 </FormTemplates>
 </file>
 
-<file path=customXml/item4.xml><?xml version="1.0" encoding="utf-8"?>
+<file path=customXml/item2.xml><?xml version="1.0" encoding="utf-8"?>
 <ct:contentTypeSchema xmlns:ct="http://schemas.microsoft.com/office/2006/metadata/contentType" xmlns:ma="http://schemas.microsoft.com/office/2006/metadata/properties/metaAttributes" ct:_="" ma:_="" ma:contentTypeName="Document" ma:contentTypeID="0x01010079F111ED35F8CC479449609E8A0923A6" ma:contentTypeVersion="30" ma:contentTypeDescription="Create a new document." ma:contentTypeScope="" ma:versionID="cec0622158e8f13124e9e8fd4de31bd1">
   <xsd:schema xmlns:xsd="http://www.w3.org/2001/XMLSchema" xmlns:xs="http://www.w3.org/2001/XMLSchema" xmlns:p="http://schemas.microsoft.com/office/2006/metadata/properties" xmlns:ns1="http://schemas.microsoft.com/sharepoint/v3" xmlns:ns2="71af3243-3dd4-4a8d-8c0d-dd76da1f02a5" xmlns:ns3="16c05727-aa75-4e4a-9b5f-8a80a1165891" xmlns:ns4="230e9df3-be65-4c73-a93b-d1236ebd677e" targetNamespace="http://schemas.microsoft.com/office/2006/metadata/properties" ma:root="true" ma:fieldsID="3b52f30ab005d15df08657af532e6e38" ns1:_="" ns2:_="" ns3:_="" ns4:_="">
     <xsd:import namespace="http://schemas.microsoft.com/sharepoint/v3"/>
@@ -6056,27 +6033,31 @@
 </ct:contentTypeSchema>
 </file>
 
-<file path=customXml/itemProps1.xml><?xml version="1.0" encoding="utf-8"?>
-<ds:datastoreItem xmlns:ds="http://schemas.openxmlformats.org/officeDocument/2006/customXml" ds:itemID="{9FB6E751-5A79-4D4D-9479-98CED2519017}">
-  <ds:schemaRefs>
-    <ds:schemaRef ds:uri="http://schemas.microsoft.com/office/2006/metadata/properties"/>
-    <ds:schemaRef ds:uri="http://schemas.microsoft.com/office/infopath/2007/PartnerControls"/>
-    <ds:schemaRef ds:uri="http://schemas.microsoft.com/sharepoint/v3"/>
-    <ds:schemaRef ds:uri="71af3243-3dd4-4a8d-8c0d-dd76da1f02a5"/>
-    <ds:schemaRef ds:uri="230e9df3-be65-4c73-a93b-d1236ebd677e"/>
-  </ds:schemaRefs>
-</ds:datastoreItem>
+<file path=customXml/item3.xml><?xml version="1.0" encoding="utf-8"?>
+<p:properties xmlns:p="http://schemas.microsoft.com/office/2006/metadata/properties" xmlns:xsi="http://www.w3.org/2001/XMLSchema-instance" xmlns:pc="http://schemas.microsoft.com/office/infopath/2007/PartnerControls">
+  <documentManagement>
+    <_ip_UnifiedCompliancePolicyUIAction xmlns="http://schemas.microsoft.com/sharepoint/v3" xsi:nil="true"/>
+    <Image xmlns="71af3243-3dd4-4a8d-8c0d-dd76da1f02a5">
+      <Url xsi:nil="true"/>
+      <Description xsi:nil="true"/>
+    </Image>
+    <Status xmlns="71af3243-3dd4-4a8d-8c0d-dd76da1f02a5">Not started</Status>
+    <Background xmlns="71af3243-3dd4-4a8d-8c0d-dd76da1f02a5">false</Background>
+    <_ip_UnifiedCompliancePolicyProperties xmlns="http://schemas.microsoft.com/sharepoint/v3" xsi:nil="true"/>
+    <ImageTagsTaxHTField xmlns="71af3243-3dd4-4a8d-8c0d-dd76da1f02a5">
+      <Terms xmlns="http://schemas.microsoft.com/office/infopath/2007/PartnerControls"/>
+    </ImageTagsTaxHTField>
+    <TaxCatchAll xmlns="230e9df3-be65-4c73-a93b-d1236ebd677e" xsi:nil="true"/>
+    <MediaServiceKeyPoints xmlns="71af3243-3dd4-4a8d-8c0d-dd76da1f02a5" xsi:nil="true"/>
+  </documentManagement>
+</p:properties>
 </file>
 
-<file path=customXml/itemProps2.xml><?xml version="1.0" encoding="utf-8"?>
-<ds:datastoreItem xmlns:ds="http://schemas.openxmlformats.org/officeDocument/2006/customXml" ds:itemID="{951F2C59-3D78-4936-A524-977EF9C06D6A}">
-  <ds:schemaRefs>
-    <ds:schemaRef ds:uri="http://schemas.openxmlformats.org/officeDocument/2006/bibliography"/>
-  </ds:schemaRefs>
-</ds:datastoreItem>
+<file path=customXml/item4.xml><?xml version="1.0" encoding="utf-8"?>
+<b:Sources xmlns:b="http://schemas.openxmlformats.org/officeDocument/2006/bibliography" xmlns="http://schemas.openxmlformats.org/officeDocument/2006/bibliography" SelectedStyle="/APASixthEditionOfficeOnline.xsl" StyleName="APA" Version="6"/>
 </file>
 
-<file path=customXml/itemProps3.xml><?xml version="1.0" encoding="utf-8"?>
+<file path=customXml/itemProps1.xml><?xml version="1.0" encoding="utf-8"?>
 <ds:datastoreItem xmlns:ds="http://schemas.openxmlformats.org/officeDocument/2006/customXml" ds:itemID="{FAF0C58B-8846-4D73-A223-D49B330DCAB4}">
   <ds:schemaRefs>
     <ds:schemaRef ds:uri="http://schemas.microsoft.com/sharepoint/v3/contenttype/forms"/>
@@ -6084,7 +6065,7 @@
 </ds:datastoreItem>
 </file>
 
-<file path=customXml/itemProps4.xml><?xml version="1.0" encoding="utf-8"?>
+<file path=customXml/itemProps2.xml><?xml version="1.0" encoding="utf-8"?>
 <ds:datastoreItem xmlns:ds="http://schemas.openxmlformats.org/officeDocument/2006/customXml" ds:itemID="{7B7D4DBC-02FA-413C-A3B2-9CE704F88565}">
   <ds:schemaRefs>
     <ds:schemaRef ds:uri="http://schemas.microsoft.com/office/2006/metadata/contentType"/>
@@ -6105,6 +6086,26 @@
 </ds:datastoreItem>
 </file>
 
+<file path=customXml/itemProps3.xml><?xml version="1.0" encoding="utf-8"?>
+<ds:datastoreItem xmlns:ds="http://schemas.openxmlformats.org/officeDocument/2006/customXml" ds:itemID="{9FB6E751-5A79-4D4D-9479-98CED2519017}">
+  <ds:schemaRefs>
+    <ds:schemaRef ds:uri="http://schemas.microsoft.com/office/2006/metadata/properties"/>
+    <ds:schemaRef ds:uri="http://schemas.microsoft.com/office/infopath/2007/PartnerControls"/>
+    <ds:schemaRef ds:uri="http://schemas.microsoft.com/sharepoint/v3"/>
+    <ds:schemaRef ds:uri="71af3243-3dd4-4a8d-8c0d-dd76da1f02a5"/>
+    <ds:schemaRef ds:uri="230e9df3-be65-4c73-a93b-d1236ebd677e"/>
+  </ds:schemaRefs>
+</ds:datastoreItem>
+</file>
+
+<file path=customXml/itemProps4.xml><?xml version="1.0" encoding="utf-8"?>
+<ds:datastoreItem xmlns:ds="http://schemas.openxmlformats.org/officeDocument/2006/customXml" ds:itemID="{951F2C59-3D78-4936-A524-977EF9C06D6A}">
+  <ds:schemaRefs>
+    <ds:schemaRef ds:uri="http://schemas.openxmlformats.org/officeDocument/2006/bibliography"/>
+  </ds:schemaRefs>
+</ds:datastoreItem>
+</file>
+
 <file path=docMetadata/LabelInfo.xml><?xml version="1.0" encoding="utf-8"?>
 <clbl:labelList xmlns:clbl="http://schemas.microsoft.com/office/2020/mipLabelMetadata"/>
 </file>
--- a/assets/Ryan_Anderson_Resume.docx
+++ b/assets/Ryan_Anderson_Resume.docx
@@ -1028,6 +1028,24 @@
           <w:szCs w:val="20"/>
         </w:rPr>
         <w:t xml:space="preserve">GTM Technology &amp; Analytics: </w:t>
+      </w:r>
+      <w:r>
+        <w:rPr>
+          <w:rFonts w:ascii="Arial" w:hAnsi="Arial" w:cs="Arial"/>
+          <w:color w:val="auto"/>
+          <w:szCs w:val="20"/>
+        </w:rPr>
+        <w:t>Clay,</w:t>
+      </w:r>
+      <w:r>
+        <w:rPr>
+          <w:rFonts w:ascii="Arial" w:hAnsi="Arial" w:cs="Arial"/>
+          <w:b/>
+          <w:bCs/>
+          <w:color w:val="auto"/>
+          <w:szCs w:val="20"/>
+        </w:rPr>
+        <w:t xml:space="preserve"> </w:t>
       </w:r>
       <w:r>
         <w:rPr>
@@ -5707,15 +5725,30 @@
 </file>
 
 <file path=customXml/item1.xml><?xml version="1.0" encoding="utf-8"?>
-<?mso-contentType ?>
-<FormTemplates xmlns="http://schemas.microsoft.com/sharepoint/v3/contenttype/forms">
-  <Display>DocumentLibraryForm</Display>
-  <Edit>DocumentLibraryForm</Edit>
-  <New>DocumentLibraryForm</New>
-</FormTemplates>
+<b:Sources xmlns:b="http://schemas.openxmlformats.org/officeDocument/2006/bibliography" xmlns="http://schemas.openxmlformats.org/officeDocument/2006/bibliography" SelectedStyle="/APASixthEditionOfficeOnline.xsl" StyleName="APA" Version="6"/>
 </file>
 
 <file path=customXml/item2.xml><?xml version="1.0" encoding="utf-8"?>
+<p:properties xmlns:p="http://schemas.microsoft.com/office/2006/metadata/properties" xmlns:xsi="http://www.w3.org/2001/XMLSchema-instance" xmlns:pc="http://schemas.microsoft.com/office/infopath/2007/PartnerControls">
+  <documentManagement>
+    <_ip_UnifiedCompliancePolicyUIAction xmlns="http://schemas.microsoft.com/sharepoint/v3" xsi:nil="true"/>
+    <Image xmlns="71af3243-3dd4-4a8d-8c0d-dd76da1f02a5">
+      <Url xsi:nil="true"/>
+      <Description xsi:nil="true"/>
+    </Image>
+    <Status xmlns="71af3243-3dd4-4a8d-8c0d-dd76da1f02a5">Not started</Status>
+    <Background xmlns="71af3243-3dd4-4a8d-8c0d-dd76da1f02a5">false</Background>
+    <_ip_UnifiedCompliancePolicyProperties xmlns="http://schemas.microsoft.com/sharepoint/v3" xsi:nil="true"/>
+    <ImageTagsTaxHTField xmlns="71af3243-3dd4-4a8d-8c0d-dd76da1f02a5">
+      <Terms xmlns="http://schemas.microsoft.com/office/infopath/2007/PartnerControls"/>
+    </ImageTagsTaxHTField>
+    <TaxCatchAll xmlns="230e9df3-be65-4c73-a93b-d1236ebd677e" xsi:nil="true"/>
+    <MediaServiceKeyPoints xmlns="71af3243-3dd4-4a8d-8c0d-dd76da1f02a5" xsi:nil="true"/>
+  </documentManagement>
+</p:properties>
+</file>
+
+<file path=customXml/item3.xml><?xml version="1.0" encoding="utf-8"?>
 <ct:contentTypeSchema xmlns:ct="http://schemas.microsoft.com/office/2006/metadata/contentType" xmlns:ma="http://schemas.microsoft.com/office/2006/metadata/properties/metaAttributes" ct:_="" ma:_="" ma:contentTypeName="Document" ma:contentTypeID="0x01010079F111ED35F8CC479449609E8A0923A6" ma:contentTypeVersion="30" ma:contentTypeDescription="Create a new document." ma:contentTypeScope="" ma:versionID="cec0622158e8f13124e9e8fd4de31bd1">
   <xsd:schema xmlns:xsd="http://www.w3.org/2001/XMLSchema" xmlns:xs="http://www.w3.org/2001/XMLSchema" xmlns:p="http://schemas.microsoft.com/office/2006/metadata/properties" xmlns:ns1="http://schemas.microsoft.com/sharepoint/v3" xmlns:ns2="71af3243-3dd4-4a8d-8c0d-dd76da1f02a5" xmlns:ns3="16c05727-aa75-4e4a-9b5f-8a80a1165891" xmlns:ns4="230e9df3-be65-4c73-a93b-d1236ebd677e" targetNamespace="http://schemas.microsoft.com/office/2006/metadata/properties" ma:root="true" ma:fieldsID="3b52f30ab005d15df08657af532e6e38" ns1:_="" ns2:_="" ns3:_="" ns4:_="">
     <xsd:import namespace="http://schemas.microsoft.com/sharepoint/v3"/>
@@ -6033,39 +6066,36 @@
 </ct:contentTypeSchema>
 </file>
 
-<file path=customXml/item3.xml><?xml version="1.0" encoding="utf-8"?>
-<p:properties xmlns:p="http://schemas.microsoft.com/office/2006/metadata/properties" xmlns:xsi="http://www.w3.org/2001/XMLSchema-instance" xmlns:pc="http://schemas.microsoft.com/office/infopath/2007/PartnerControls">
-  <documentManagement>
-    <_ip_UnifiedCompliancePolicyUIAction xmlns="http://schemas.microsoft.com/sharepoint/v3" xsi:nil="true"/>
-    <Image xmlns="71af3243-3dd4-4a8d-8c0d-dd76da1f02a5">
-      <Url xsi:nil="true"/>
-      <Description xsi:nil="true"/>
-    </Image>
-    <Status xmlns="71af3243-3dd4-4a8d-8c0d-dd76da1f02a5">Not started</Status>
-    <Background xmlns="71af3243-3dd4-4a8d-8c0d-dd76da1f02a5">false</Background>
-    <_ip_UnifiedCompliancePolicyProperties xmlns="http://schemas.microsoft.com/sharepoint/v3" xsi:nil="true"/>
-    <ImageTagsTaxHTField xmlns="71af3243-3dd4-4a8d-8c0d-dd76da1f02a5">
-      <Terms xmlns="http://schemas.microsoft.com/office/infopath/2007/PartnerControls"/>
-    </ImageTagsTaxHTField>
-    <TaxCatchAll xmlns="230e9df3-be65-4c73-a93b-d1236ebd677e" xsi:nil="true"/>
-    <MediaServiceKeyPoints xmlns="71af3243-3dd4-4a8d-8c0d-dd76da1f02a5" xsi:nil="true"/>
-  </documentManagement>
-</p:properties>
-</file>
-
 <file path=customXml/item4.xml><?xml version="1.0" encoding="utf-8"?>
-<b:Sources xmlns:b="http://schemas.openxmlformats.org/officeDocument/2006/bibliography" xmlns="http://schemas.openxmlformats.org/officeDocument/2006/bibliography" SelectedStyle="/APASixthEditionOfficeOnline.xsl" StyleName="APA" Version="6"/>
+<?mso-contentType ?>
+<FormTemplates xmlns="http://schemas.microsoft.com/sharepoint/v3/contenttype/forms">
+  <Display>DocumentLibraryForm</Display>
+  <Edit>DocumentLibraryForm</Edit>
+  <New>DocumentLibraryForm</New>
+</FormTemplates>
 </file>
 
 <file path=customXml/itemProps1.xml><?xml version="1.0" encoding="utf-8"?>
-<ds:datastoreItem xmlns:ds="http://schemas.openxmlformats.org/officeDocument/2006/customXml" ds:itemID="{FAF0C58B-8846-4D73-A223-D49B330DCAB4}">
+<ds:datastoreItem xmlns:ds="http://schemas.openxmlformats.org/officeDocument/2006/customXml" ds:itemID="{951F2C59-3D78-4936-A524-977EF9C06D6A}">
   <ds:schemaRefs>
-    <ds:schemaRef ds:uri="http://schemas.microsoft.com/sharepoint/v3/contenttype/forms"/>
+    <ds:schemaRef ds:uri="http://schemas.openxmlformats.org/officeDocument/2006/bibliography"/>
   </ds:schemaRefs>
 </ds:datastoreItem>
 </file>
 
 <file path=customXml/itemProps2.xml><?xml version="1.0" encoding="utf-8"?>
+<ds:datastoreItem xmlns:ds="http://schemas.openxmlformats.org/officeDocument/2006/customXml" ds:itemID="{9FB6E751-5A79-4D4D-9479-98CED2519017}">
+  <ds:schemaRefs>
+    <ds:schemaRef ds:uri="http://schemas.microsoft.com/office/2006/metadata/properties"/>
+    <ds:schemaRef ds:uri="http://schemas.microsoft.com/office/infopath/2007/PartnerControls"/>
+    <ds:schemaRef ds:uri="http://schemas.microsoft.com/sharepoint/v3"/>
+    <ds:schemaRef ds:uri="71af3243-3dd4-4a8d-8c0d-dd76da1f02a5"/>
+    <ds:schemaRef ds:uri="230e9df3-be65-4c73-a93b-d1236ebd677e"/>
+  </ds:schemaRefs>
+</ds:datastoreItem>
+</file>
+
+<file path=customXml/itemProps3.xml><?xml version="1.0" encoding="utf-8"?>
 <ds:datastoreItem xmlns:ds="http://schemas.openxmlformats.org/officeDocument/2006/customXml" ds:itemID="{7B7D4DBC-02FA-413C-A3B2-9CE704F88565}">
   <ds:schemaRefs>
     <ds:schemaRef ds:uri="http://schemas.microsoft.com/office/2006/metadata/contentType"/>
@@ -6086,22 +6116,10 @@
 </ds:datastoreItem>
 </file>
 
-<file path=customXml/itemProps3.xml><?xml version="1.0" encoding="utf-8"?>
-<ds:datastoreItem xmlns:ds="http://schemas.openxmlformats.org/officeDocument/2006/customXml" ds:itemID="{9FB6E751-5A79-4D4D-9479-98CED2519017}">
+<file path=customXml/itemProps4.xml><?xml version="1.0" encoding="utf-8"?>
+<ds:datastoreItem xmlns:ds="http://schemas.openxmlformats.org/officeDocument/2006/customXml" ds:itemID="{FAF0C58B-8846-4D73-A223-D49B330DCAB4}">
   <ds:schemaRefs>
-    <ds:schemaRef ds:uri="http://schemas.microsoft.com/office/2006/metadata/properties"/>
-    <ds:schemaRef ds:uri="http://schemas.microsoft.com/office/infopath/2007/PartnerControls"/>
-    <ds:schemaRef ds:uri="http://schemas.microsoft.com/sharepoint/v3"/>
-    <ds:schemaRef ds:uri="71af3243-3dd4-4a8d-8c0d-dd76da1f02a5"/>
-    <ds:schemaRef ds:uri="230e9df3-be65-4c73-a93b-d1236ebd677e"/>
-  </ds:schemaRefs>
-</ds:datastoreItem>
-</file>
-
-<file path=customXml/itemProps4.xml><?xml version="1.0" encoding="utf-8"?>
-<ds:datastoreItem xmlns:ds="http://schemas.openxmlformats.org/officeDocument/2006/customXml" ds:itemID="{951F2C59-3D78-4936-A524-977EF9C06D6A}">
-  <ds:schemaRefs>
-    <ds:schemaRef ds:uri="http://schemas.openxmlformats.org/officeDocument/2006/bibliography"/>
+    <ds:schemaRef ds:uri="http://schemas.microsoft.com/sharepoint/v3/contenttype/forms"/>
   </ds:schemaRefs>
 </ds:datastoreItem>
 </file>
